--- a/vvdn/converters/ac-ac/ac-voltage-controllers.docx
+++ b/vvdn/converters/ac-ac/ac-voltage-controllers.docx
@@ -112,23 +112,1743 @@
                 <w:color w:val="2D3748"/>
                 <w:sz w:val="18"/>
               </w:rPr>
-              <w:t xml:space="preserve">                     Single-Phase AC Voltage Controller</w:t>
+              <w:t>========================================================================================================================</w:t>
               <w:br/>
-              <w:t xml:space="preserve">                        T1 (Forward SCR)</w:t>
+              <w:t xml:space="preserve">     DETAILED HARDWARE SCHEMATIC: SINGLE-PHASE SOLID-STATE AC VOLTAGE CONTROLLER (230V AC RMS, 16A / 3.6kW)</w:t>
               <w:br/>
-              <w:t xml:space="preserve">             ┌───────────────[&gt;|]───────────────┐</w:t>
+              <w:t>========================================================================================================================</w:t>
               <w:br/>
-              <w:t xml:space="preserve">             │               gate1              │</w:t>
               <w:br/>
-              <w:t xml:space="preserve">   AC Line ──┴───┬──────────────────────────────┴───┬───[ Inductive / Resistive Load ]───&gt; AC Return</w:t>
+              <w:t xml:space="preserve">    AC LINE (230V RMS, 50Hz) ──[ F1: 20A Time-Lag ]──┬──────────────────────────────────────────────────┐</w:t>
               <w:br/>
-              <w:t xml:space="preserve">                 │               gate2              │       (Z_L = R + jwL)</w:t>
+              <w:t xml:space="preserve">                                                     │                                                  │</w:t>
               <w:br/>
-              <w:t xml:space="preserve">                 └───────────────[|&lt;]───────────────┘</w:t>
+              <w:t xml:space="preserve">                                                    ┌┴┐ MOV1: 275V RMS                                  │</w:t>
               <w:br/>
-              <w:t xml:space="preserve">                                T2 (Reverse SCR)</w:t>
+              <w:t xml:space="preserve">                                                    │ │ Littelfuse V275LA20CP                           │</w:t>
               <w:br/>
-              <w:t xml:space="preserve">                                (Anti-Parallel)</w:t>
+              <w:t xml:space="preserve">                                                    └┬┘ (Clamps Spikes &gt; 4.5kA)                         │</w:t>
+              <w:br/>
+              <w:t xml:space="preserve">                                                     │                                                  │</w:t>
+              <w:br/>
+              <w:t xml:space="preserve">    AC NEUTRAL (Return) ─────────────────────────────┼────────────────────────────────────────────+     │</w:t>
+              <w:br/>
+              <w:t xml:space="preserve">                                                     │                                            │     │</w:t>
+              <w:br/>
+              <w:t xml:space="preserve">                                                     │        +---[ OPTO-TRIAC GATE DRIVER ]---+  │     │</w:t>
+              <w:br/>
+              <w:t xml:space="preserve">                                                     │        |   Fairchild MOC3052 (600V)     |  │     │</w:t>
+              <w:br/>
+              <w:t xml:space="preserve">                                                     │        |   [ Pin 6: Output Main Term ]  |  │     │</w:t>
+              <w:br/>
+              <w:t xml:space="preserve">                                                     │        |        │                       |  │     │</w:t>
+              <w:br/>
+              <w:t xml:space="preserve">                                                     │        |     [ R_lim: 330Ω / 1W ]       |  │     │</w:t>
+              <w:br/>
+              <w:t xml:space="preserve">                                                     │        |        │                       |  │     │</w:t>
+              <w:br/>
+              <w:t xml:space="preserve">                                                     │        |        +-----------------------|--|--+  │</w:t>
+              <w:br/>
+              <w:t xml:space="preserve">                                                     │        |        │                       |  │  |  │</w:t>
+              <w:br/>
+              <w:t xml:space="preserve">                                                     │        |   [ Pin 4: Output Trigger ]    |  │  |  │</w:t>
+              <w:br/>
+              <w:t xml:space="preserve">                                                     │        |        │                       |  │  |  │</w:t>
+              <w:br/>
+              <w:t xml:space="preserve">                                                     │        |        +-----------------------|--|--|--+</w:t>
+              <w:br/>
+              <w:t xml:space="preserve">                                                     │        |                                |  │  |  │</w:t>
+              <w:br/>
+              <w:t xml:space="preserve">                                                     │        |   [ Pin 1: LED Anode (+) ]     |  │  |  │</w:t>
+              <w:br/>
+              <w:t xml:space="preserve">                                                     │        |   [ Pin 2: LED Cathode (-) ]   |  │  |  │</w:t>
+              <w:br/>
+              <w:t xml:space="preserve">                                                     │        +--------+--------------+--------+  │  |  │</w:t>
+              <w:br/>
+              <w:t xml:space="preserve">                                                     │                 |              |           │  |  │</w:t>
+              <w:br/>
+              <w:t xml:space="preserve">                                                     │              PWM_TRIG        GND_ISO       │  |  │</w:t>
+              <w:br/>
+              <w:t xml:space="preserve">                                                     │             (From MCU)                     │  |  │</w:t>
+              <w:br/>
+              <w:t xml:space="preserve">                                                     │                                            │  |  │</w:t>
+              <w:br/>
+              <w:t xml:space="preserve">                                                 Anode (A)      T1: FORWARD THYRISTOR             │  |  │</w:t>
+              <w:br/>
+              <w:t xml:space="preserve">                                                ┌────┴──────────┐ (Vishay 25TTS12: 1200V/25A)     │  |  │</w:t>
+              <w:br/>
+              <w:t xml:space="preserve">                                         +-----&gt;│               │&lt;--------------------------------+  │  │</w:t>
+              <w:br/>
+              <w:t xml:space="preserve">                                         |      └────┬──────────┘ (Gate 1)                           │  │</w:t>
+              <w:br/>
+              <w:t xml:space="preserve">                                         |     Cath  │                                               │  │</w:t>
+              <w:br/>
+              <w:t xml:space="preserve">                                         |           +================================+              │  │</w:t>
+              <w:br/>
+              <w:t xml:space="preserve">                                         |           |                                |              │  │</w:t>
+              <w:br/>
+              <w:t xml:space="preserve">                                         |       Cath│          T2: REVERSE THYRISTOR |              │  │</w:t>
+              <w:br/>
+              <w:t xml:space="preserve">                                         |      ┌────┴──────────┐ (Anti-Parallel SCR) │              │  │</w:t>
+              <w:br/>
+              <w:t xml:space="preserve">                                         |      │               │&lt;--------------------+--------------+  │</w:t>
+              <w:br/>
+              <w:t xml:space="preserve">                                         |      └────┬──────────┘ (Gate 2)            │                 │</w:t>
+              <w:br/>
+              <w:t xml:space="preserve">                                         |     Anode │                                │                 │</w:t>
+              <w:br/>
+              <w:t xml:space="preserve">                                         |           │                                │                 │</w:t>
+              <w:br/>
+              <w:t xml:space="preserve">                                         +-----------+--[ R_snub: 47Ω / 5W Wirewound ]+                 │</w:t>
+              <w:br/>
+              <w:t xml:space="preserve">                                                     |         │                                        │</w:t>
+              <w:br/>
+              <w:t xml:space="preserve">                                                     |   [ C_snub: 0.1µF / 630V Film ]                  │</w:t>
+              <w:br/>
+              <w:t xml:space="preserve">                                                     |         │                                        │</w:t>
+              <w:br/>
+              <w:t xml:space="preserve">                                                     +---------+                                        │</w:t>
+              <w:br/>
+              <w:t xml:space="preserve">                                                     │                                                  │</w:t>
+              <w:br/>
+              <w:t xml:space="preserve">                                                     +=== PHASE-CONTROLLED AC OUTPUT (V_out)            │</w:t>
+              <w:br/>
+              <w:t xml:space="preserve">                                                     │    (RMS Voltage: 0V to 230V Adjustable)          │</w:t>
+              <w:br/>
+              <w:t xml:space="preserve">                                                     │                                                  │</w:t>
+              <w:br/>
+              <w:t xml:space="preserve">                                                    ┌┴────────────────────────────────────────────────┐ │</w:t>
+              <w:br/>
+              <w:t xml:space="preserve">                                                    │ AC MOTOR / HEATER LOAD (Z_L = R + jωL)          │ │</w:t>
+              <w:br/>
+              <w:t xml:space="preserve">                                                    │ - Resistance: R = 15Ω                           │ │</w:t>
+              <w:br/>
+              <w:t xml:space="preserve">                                                    │ - Inductance: L = 30mH                          │ │</w:t>
+              <w:br/>
+              <w:t xml:space="preserve">                                                    └┬────────────────────────────────────────────────┘ │</w:t>
+              <w:br/>
+              <w:t xml:space="preserve">                                                     │                                                  │</w:t>
+              <w:br/>
+              <w:t xml:space="preserve">    AC NEUTRAL (Return) ─────────────────────────────┴──────────────────────────────────────────────────┴─── AC NEUTRAL</w:t>
+            </w:r>
+          </w:p>
+        </w:tc>
+      </w:tr>
+    </w:tbl>
+    <w:p/>
+    <w:p>
+      <w:pPr>
+        <w:spacing w:before="160" w:after="80"/>
+      </w:pPr>
+      <w:r>
+        <w:rPr>
+          <w:b/>
+          <w:color w:val="4682B4"/>
+          <w:sz w:val="24"/>
+        </w:rPr>
+        <w:t>1.1 Detailed Component Connection Netlist &amp; Terminal Details:</w:t>
+      </w:r>
+    </w:p>
+    <w:tbl>
+      <w:tblPr>
+        <w:tblW w:type="auto" w:w="0"/>
+        <w:jc w:val="center"/>
+        <w:tblLook w:firstColumn="1" w:firstRow="1" w:lastColumn="0" w:lastRow="0" w:noHBand="0" w:noVBand="1" w:val="04A0"/>
+        <w:tblBorders>
+          <w:top w:val="single" w:sz="4" w:space="0" w:color="D0D7DE"/>
+          <w:left w:val="none"/>
+          <w:bottom w:val="single" w:sz="8" w:space="0" w:color="D0D7DE"/>
+          <w:right w:val="none"/>
+          <w:insideH w:val="single" w:sz="4" w:space="0" w:color="D0D7DE"/>
+          <w:insideV w:val="none"/>
+        </w:tblBorders>
+      </w:tblPr>
+      <w:tblGrid>
+        <w:gridCol w:w="1958"/>
+        <w:gridCol w:w="1958"/>
+        <w:gridCol w:w="1958"/>
+        <w:gridCol w:w="1958"/>
+        <w:gridCol w:w="1958"/>
+      </w:tblGrid>
+      <w:tr>
+        <w:tc>
+          <w:tcPr>
+            <w:tcW w:type="dxa" w:w="1958"/>
+            <w:shd w:fill="204A6E"/>
+            <w:tcMar>
+              <w:top w:w="100" w:type="dxa"/>
+              <w:bottom w:w="100" w:type="dxa"/>
+              <w:left w:w="120" w:type="dxa"/>
+              <w:right w:w="120" w:type="dxa"/>
+            </w:tcMar>
+            <w:vAlign w:val="center"/>
+          </w:tcPr>
+          <w:p>
+            <w:pPr>
+              <w:spacing w:after="0"/>
+            </w:pPr>
+            <w:r>
+              <w:rPr>
+                <w:b/>
+                <w:color w:val="FFFFFF"/>
+                <w:sz w:val="19"/>
+              </w:rPr>
+              <w:t>Net Name</w:t>
+            </w:r>
+          </w:p>
+        </w:tc>
+        <w:tc>
+          <w:tcPr>
+            <w:tcW w:type="dxa" w:w="1958"/>
+            <w:shd w:fill="204A6E"/>
+            <w:tcMar>
+              <w:top w:w="100" w:type="dxa"/>
+              <w:bottom w:w="100" w:type="dxa"/>
+              <w:left w:w="120" w:type="dxa"/>
+              <w:right w:w="120" w:type="dxa"/>
+            </w:tcMar>
+            <w:vAlign w:val="center"/>
+          </w:tcPr>
+          <w:p>
+            <w:pPr>
+              <w:spacing w:after="0"/>
+            </w:pPr>
+            <w:r>
+              <w:rPr>
+                <w:b/>
+                <w:color w:val="FFFFFF"/>
+                <w:sz w:val="19"/>
+              </w:rPr>
+              <w:t>Source (Pin / Terminal)</w:t>
+            </w:r>
+          </w:p>
+        </w:tc>
+        <w:tc>
+          <w:tcPr>
+            <w:tcW w:type="dxa" w:w="1958"/>
+            <w:shd w:fill="204A6E"/>
+            <w:tcMar>
+              <w:top w:w="100" w:type="dxa"/>
+              <w:bottom w:w="100" w:type="dxa"/>
+              <w:left w:w="120" w:type="dxa"/>
+              <w:right w:w="120" w:type="dxa"/>
+            </w:tcMar>
+            <w:vAlign w:val="center"/>
+          </w:tcPr>
+          <w:p>
+            <w:pPr>
+              <w:spacing w:after="0"/>
+            </w:pPr>
+            <w:r>
+              <w:rPr>
+                <w:b/>
+                <w:color w:val="FFFFFF"/>
+                <w:sz w:val="19"/>
+              </w:rPr>
+              <w:t>Destination (Pin / Terminal)</w:t>
+            </w:r>
+          </w:p>
+        </w:tc>
+        <w:tc>
+          <w:tcPr>
+            <w:tcW w:type="dxa" w:w="1958"/>
+            <w:shd w:fill="204A6E"/>
+            <w:tcMar>
+              <w:top w:w="100" w:type="dxa"/>
+              <w:bottom w:w="100" w:type="dxa"/>
+              <w:left w:w="120" w:type="dxa"/>
+              <w:right w:w="120" w:type="dxa"/>
+            </w:tcMar>
+            <w:vAlign w:val="center"/>
+          </w:tcPr>
+          <w:p>
+            <w:pPr>
+              <w:spacing w:after="0"/>
+            </w:pPr>
+            <w:r>
+              <w:rPr>
+                <w:b/>
+                <w:color w:val="FFFFFF"/>
+                <w:sz w:val="19"/>
+              </w:rPr>
+              <w:t>Electrical Function</w:t>
+            </w:r>
+          </w:p>
+        </w:tc>
+        <w:tc>
+          <w:tcPr>
+            <w:tcW w:type="dxa" w:w="1958"/>
+            <w:shd w:fill="204A6E"/>
+            <w:tcMar>
+              <w:top w:w="100" w:type="dxa"/>
+              <w:bottom w:w="100" w:type="dxa"/>
+              <w:left w:w="120" w:type="dxa"/>
+              <w:right w:w="120" w:type="dxa"/>
+            </w:tcMar>
+            <w:vAlign w:val="center"/>
+          </w:tcPr>
+          <w:p>
+            <w:pPr>
+              <w:spacing w:after="0"/>
+            </w:pPr>
+            <w:r>
+              <w:rPr>
+                <w:b/>
+                <w:color w:val="FFFFFF"/>
+                <w:sz w:val="19"/>
+              </w:rPr>
+              <w:t>Hardware Engineering Notes</w:t>
+            </w:r>
+          </w:p>
+        </w:tc>
+      </w:tr>
+      <w:tr>
+        <w:tc>
+          <w:tcPr>
+            <w:tcW w:type="dxa" w:w="1958"/>
+            <w:tcMar>
+              <w:top w:w="80" w:type="dxa"/>
+              <w:bottom w:w="80" w:type="dxa"/>
+              <w:left w:w="120" w:type="dxa"/>
+              <w:right w:w="120" w:type="dxa"/>
+            </w:tcMar>
+            <w:vAlign w:val="center"/>
+          </w:tcPr>
+          <w:p>
+            <w:pPr>
+              <w:spacing w:after="0"/>
+            </w:pPr>
+            <w:r>
+              <w:rPr>
+                <w:b/>
+                <w:color w:val="282C34"/>
+                <w:sz w:val="18"/>
+              </w:rPr>
+              <w:t>AC_LINE_IN</w:t>
+            </w:r>
+          </w:p>
+        </w:tc>
+        <w:tc>
+          <w:tcPr>
+            <w:tcW w:type="dxa" w:w="1958"/>
+            <w:tcMar>
+              <w:top w:w="80" w:type="dxa"/>
+              <w:bottom w:w="80" w:type="dxa"/>
+              <w:left w:w="120" w:type="dxa"/>
+              <w:right w:w="120" w:type="dxa"/>
+            </w:tcMar>
+            <w:vAlign w:val="center"/>
+          </w:tcPr>
+          <w:p>
+            <w:pPr>
+              <w:spacing w:after="0"/>
+            </w:pPr>
+            <w:r>
+              <w:rPr>
+                <w:color w:val="282C34"/>
+                <w:sz w:val="18"/>
+              </w:rPr>
+              <w:t>Input Terminal Block (L)</w:t>
+            </w:r>
+          </w:p>
+        </w:tc>
+        <w:tc>
+          <w:tcPr>
+            <w:tcW w:type="dxa" w:w="1958"/>
+            <w:tcMar>
+              <w:top w:w="80" w:type="dxa"/>
+              <w:bottom w:w="80" w:type="dxa"/>
+              <w:left w:w="120" w:type="dxa"/>
+              <w:right w:w="120" w:type="dxa"/>
+            </w:tcMar>
+            <w:vAlign w:val="center"/>
+          </w:tcPr>
+          <w:p>
+            <w:pPr>
+              <w:spacing w:after="0"/>
+            </w:pPr>
+            <w:r>
+              <w:rPr>
+                <w:color w:val="282C34"/>
+                <w:sz w:val="18"/>
+              </w:rPr>
+              <w:t xml:space="preserve">Fuse </w:t>
+            </w:r>
+            <w:r>
+              <w:rPr>
+                <w:i/>
+                <w:color w:val="145AA0"/>
+                <w:sz w:val="18"/>
+              </w:rPr>
+              <w:t>F_1</w:t>
+            </w:r>
+            <w:r>
+              <w:rPr>
+                <w:color w:val="282C34"/>
+                <w:sz w:val="18"/>
+              </w:rPr>
+              <w:t xml:space="preserve"> Input</w:t>
+            </w:r>
+          </w:p>
+        </w:tc>
+        <w:tc>
+          <w:tcPr>
+            <w:tcW w:type="dxa" w:w="1958"/>
+            <w:tcMar>
+              <w:top w:w="80" w:type="dxa"/>
+              <w:bottom w:w="80" w:type="dxa"/>
+              <w:left w:w="120" w:type="dxa"/>
+              <w:right w:w="120" w:type="dxa"/>
+            </w:tcMar>
+            <w:vAlign w:val="center"/>
+          </w:tcPr>
+          <w:p>
+            <w:pPr>
+              <w:spacing w:after="0"/>
+            </w:pPr>
+            <w:r>
+              <w:rPr>
+                <w:color w:val="282C34"/>
+                <w:sz w:val="18"/>
+              </w:rPr>
+              <w:t>230V AC 50Hz utility input line</w:t>
+            </w:r>
+          </w:p>
+        </w:tc>
+        <w:tc>
+          <w:tcPr>
+            <w:tcW w:type="dxa" w:w="1958"/>
+            <w:tcMar>
+              <w:top w:w="80" w:type="dxa"/>
+              <w:bottom w:w="80" w:type="dxa"/>
+              <w:left w:w="120" w:type="dxa"/>
+              <w:right w:w="120" w:type="dxa"/>
+            </w:tcMar>
+            <w:vAlign w:val="center"/>
+          </w:tcPr>
+          <w:p>
+            <w:pPr>
+              <w:spacing w:after="0"/>
+            </w:pPr>
+            <w:r>
+              <w:rPr>
+                <w:color w:val="282C34"/>
+                <w:sz w:val="18"/>
+              </w:rPr>
+              <w:t>Time-lag ceramic fuse accommodates inrush current of inductive loads.</w:t>
+            </w:r>
+          </w:p>
+        </w:tc>
+      </w:tr>
+      <w:tr>
+        <w:tc>
+          <w:tcPr>
+            <w:tcW w:type="dxa" w:w="1958"/>
+            <w:shd w:fill="F4F7F9"/>
+            <w:tcMar>
+              <w:top w:w="80" w:type="dxa"/>
+              <w:bottom w:w="80" w:type="dxa"/>
+              <w:left w:w="120" w:type="dxa"/>
+              <w:right w:w="120" w:type="dxa"/>
+            </w:tcMar>
+            <w:vAlign w:val="center"/>
+          </w:tcPr>
+          <w:p>
+            <w:pPr>
+              <w:spacing w:after="0"/>
+            </w:pPr>
+            <w:r>
+              <w:rPr>
+                <w:b/>
+                <w:color w:val="282C34"/>
+                <w:sz w:val="18"/>
+              </w:rPr>
+              <w:t>AC_LINE_SW</w:t>
+            </w:r>
+          </w:p>
+        </w:tc>
+        <w:tc>
+          <w:tcPr>
+            <w:tcW w:type="dxa" w:w="1958"/>
+            <w:shd w:fill="F4F7F9"/>
+            <w:tcMar>
+              <w:top w:w="80" w:type="dxa"/>
+              <w:bottom w:w="80" w:type="dxa"/>
+              <w:left w:w="120" w:type="dxa"/>
+              <w:right w:w="120" w:type="dxa"/>
+            </w:tcMar>
+            <w:vAlign w:val="center"/>
+          </w:tcPr>
+          <w:p>
+            <w:pPr>
+              <w:spacing w:after="0"/>
+            </w:pPr>
+            <w:r>
+              <w:rPr>
+                <w:color w:val="282C34"/>
+                <w:sz w:val="18"/>
+              </w:rPr>
+              <w:t xml:space="preserve">Fuse </w:t>
+            </w:r>
+            <w:r>
+              <w:rPr>
+                <w:i/>
+                <w:color w:val="145AA0"/>
+                <w:sz w:val="18"/>
+              </w:rPr>
+              <w:t>F_1</w:t>
+            </w:r>
+            <w:r>
+              <w:rPr>
+                <w:color w:val="282C34"/>
+                <w:sz w:val="18"/>
+              </w:rPr>
+              <w:t xml:space="preserve"> Output</w:t>
+            </w:r>
+          </w:p>
+        </w:tc>
+        <w:tc>
+          <w:tcPr>
+            <w:tcW w:type="dxa" w:w="1958"/>
+            <w:shd w:fill="F4F7F9"/>
+            <w:tcMar>
+              <w:top w:w="80" w:type="dxa"/>
+              <w:bottom w:w="80" w:type="dxa"/>
+              <w:left w:w="120" w:type="dxa"/>
+              <w:right w:w="120" w:type="dxa"/>
+            </w:tcMar>
+            <w:vAlign w:val="center"/>
+          </w:tcPr>
+          <w:p>
+            <w:pPr>
+              <w:spacing w:after="0"/>
+            </w:pPr>
+            <w:r>
+              <w:rPr>
+                <w:i/>
+                <w:color w:val="145AA0"/>
+                <w:sz w:val="18"/>
+              </w:rPr>
+              <w:t>T_1</w:t>
+            </w:r>
+            <w:r>
+              <w:rPr>
+                <w:color w:val="282C34"/>
+                <w:sz w:val="18"/>
+              </w:rPr>
+              <w:t xml:space="preserve"> Anode, </w:t>
+            </w:r>
+            <w:r>
+              <w:rPr>
+                <w:i/>
+                <w:color w:val="145AA0"/>
+                <w:sz w:val="18"/>
+              </w:rPr>
+              <w:t>T_2</w:t>
+            </w:r>
+            <w:r>
+              <w:rPr>
+                <w:color w:val="282C34"/>
+                <w:sz w:val="18"/>
+              </w:rPr>
+              <w:t xml:space="preserve"> Cathode, Snubber, MOV1</w:t>
+            </w:r>
+          </w:p>
+        </w:tc>
+        <w:tc>
+          <w:tcPr>
+            <w:tcW w:type="dxa" w:w="1958"/>
+            <w:shd w:fill="F4F7F9"/>
+            <w:tcMar>
+              <w:top w:w="80" w:type="dxa"/>
+              <w:bottom w:w="80" w:type="dxa"/>
+              <w:left w:w="120" w:type="dxa"/>
+              <w:right w:w="120" w:type="dxa"/>
+            </w:tcMar>
+            <w:vAlign w:val="center"/>
+          </w:tcPr>
+          <w:p>
+            <w:pPr>
+              <w:spacing w:after="0"/>
+            </w:pPr>
+            <w:r>
+              <w:rPr>
+                <w:color w:val="282C34"/>
+                <w:sz w:val="18"/>
+              </w:rPr>
+              <w:t>Protected input AC rail</w:t>
+            </w:r>
+          </w:p>
+        </w:tc>
+        <w:tc>
+          <w:tcPr>
+            <w:tcW w:type="dxa" w:w="1958"/>
+            <w:shd w:fill="F4F7F9"/>
+            <w:tcMar>
+              <w:top w:w="80" w:type="dxa"/>
+              <w:bottom w:w="80" w:type="dxa"/>
+              <w:left w:w="120" w:type="dxa"/>
+              <w:right w:w="120" w:type="dxa"/>
+            </w:tcMar>
+            <w:vAlign w:val="center"/>
+          </w:tcPr>
+          <w:p>
+            <w:pPr>
+              <w:spacing w:after="0"/>
+            </w:pPr>
+            <w:r>
+              <w:rPr>
+                <w:color w:val="282C34"/>
+                <w:sz w:val="18"/>
+              </w:rPr>
+              <w:t>Direct input to the back-to-back anti-parallel SCR module.</w:t>
+            </w:r>
+          </w:p>
+        </w:tc>
+      </w:tr>
+      <w:tr>
+        <w:tc>
+          <w:tcPr>
+            <w:tcW w:type="dxa" w:w="1958"/>
+            <w:tcMar>
+              <w:top w:w="80" w:type="dxa"/>
+              <w:bottom w:w="80" w:type="dxa"/>
+              <w:left w:w="120" w:type="dxa"/>
+              <w:right w:w="120" w:type="dxa"/>
+            </w:tcMar>
+            <w:vAlign w:val="center"/>
+          </w:tcPr>
+          <w:p>
+            <w:pPr>
+              <w:spacing w:after="0"/>
+            </w:pPr>
+            <w:r>
+              <w:rPr>
+                <w:b/>
+                <w:color w:val="282C34"/>
+                <w:sz w:val="18"/>
+              </w:rPr>
+              <w:t>AC_CONTROLLED</w:t>
+            </w:r>
+          </w:p>
+        </w:tc>
+        <w:tc>
+          <w:tcPr>
+            <w:tcW w:type="dxa" w:w="1958"/>
+            <w:tcMar>
+              <w:top w:w="80" w:type="dxa"/>
+              <w:bottom w:w="80" w:type="dxa"/>
+              <w:left w:w="120" w:type="dxa"/>
+              <w:right w:w="120" w:type="dxa"/>
+            </w:tcMar>
+            <w:vAlign w:val="center"/>
+          </w:tcPr>
+          <w:p>
+            <w:pPr>
+              <w:spacing w:after="0"/>
+            </w:pPr>
+            <w:r>
+              <w:rPr>
+                <w:i/>
+                <w:color w:val="145AA0"/>
+                <w:sz w:val="18"/>
+              </w:rPr>
+              <w:t>T_1</w:t>
+            </w:r>
+            <w:r>
+              <w:rPr>
+                <w:color w:val="282C34"/>
+                <w:sz w:val="18"/>
+              </w:rPr>
+              <w:t xml:space="preserve"> Cathode, </w:t>
+            </w:r>
+            <w:r>
+              <w:rPr>
+                <w:i/>
+                <w:color w:val="145AA0"/>
+                <w:sz w:val="18"/>
+              </w:rPr>
+              <w:t>T_2</w:t>
+            </w:r>
+            <w:r>
+              <w:rPr>
+                <w:color w:val="282C34"/>
+                <w:sz w:val="18"/>
+              </w:rPr>
+              <w:t xml:space="preserve"> Anode</w:t>
+            </w:r>
+          </w:p>
+        </w:tc>
+        <w:tc>
+          <w:tcPr>
+            <w:tcW w:type="dxa" w:w="1958"/>
+            <w:tcMar>
+              <w:top w:w="80" w:type="dxa"/>
+              <w:bottom w:w="80" w:type="dxa"/>
+              <w:left w:w="120" w:type="dxa"/>
+              <w:right w:w="120" w:type="dxa"/>
+            </w:tcMar>
+            <w:vAlign w:val="center"/>
+          </w:tcPr>
+          <w:p>
+            <w:pPr>
+              <w:spacing w:after="0"/>
+            </w:pPr>
+            <w:r>
+              <w:rPr>
+                <w:color w:val="282C34"/>
+                <w:sz w:val="18"/>
+              </w:rPr>
+              <w:t>Snubber, Load Terminal 1</w:t>
+            </w:r>
+          </w:p>
+        </w:tc>
+        <w:tc>
+          <w:tcPr>
+            <w:tcW w:type="dxa" w:w="1958"/>
+            <w:tcMar>
+              <w:top w:w="80" w:type="dxa"/>
+              <w:bottom w:w="80" w:type="dxa"/>
+              <w:left w:w="120" w:type="dxa"/>
+              <w:right w:w="120" w:type="dxa"/>
+            </w:tcMar>
+            <w:vAlign w:val="center"/>
+          </w:tcPr>
+          <w:p>
+            <w:pPr>
+              <w:spacing w:after="0"/>
+            </w:pPr>
+            <w:r>
+              <w:rPr>
+                <w:color w:val="282C34"/>
+                <w:sz w:val="18"/>
+              </w:rPr>
+              <w:t>Phase-chopped AC output voltage</w:t>
+            </w:r>
+          </w:p>
+        </w:tc>
+        <w:tc>
+          <w:tcPr>
+            <w:tcW w:type="dxa" w:w="1958"/>
+            <w:tcMar>
+              <w:top w:w="80" w:type="dxa"/>
+              <w:bottom w:w="80" w:type="dxa"/>
+              <w:left w:w="120" w:type="dxa"/>
+              <w:right w:w="120" w:type="dxa"/>
+            </w:tcMar>
+            <w:vAlign w:val="center"/>
+          </w:tcPr>
+          <w:p>
+            <w:pPr>
+              <w:spacing w:after="0"/>
+            </w:pPr>
+            <w:r>
+              <w:rPr>
+                <w:color w:val="282C34"/>
+                <w:sz w:val="18"/>
+              </w:rPr>
+              <w:t xml:space="preserve">Waveform is sliced at firing angle </w:t>
+            </w:r>
+            <w:r>
+              <w:rPr>
+                <w:i/>
+                <w:color w:val="145AA0"/>
+                <w:sz w:val="18"/>
+              </w:rPr>
+              <w:t>\alpha</w:t>
+            </w:r>
+            <w:r>
+              <w:rPr>
+                <w:color w:val="282C34"/>
+                <w:sz w:val="18"/>
+              </w:rPr>
+              <w:t>; fundamental voltage is continuously variable.</w:t>
+            </w:r>
+          </w:p>
+        </w:tc>
+      </w:tr>
+      <w:tr>
+        <w:tc>
+          <w:tcPr>
+            <w:tcW w:type="dxa" w:w="1958"/>
+            <w:shd w:fill="F4F7F9"/>
+            <w:tcMar>
+              <w:top w:w="80" w:type="dxa"/>
+              <w:bottom w:w="80" w:type="dxa"/>
+              <w:left w:w="120" w:type="dxa"/>
+              <w:right w:w="120" w:type="dxa"/>
+            </w:tcMar>
+            <w:vAlign w:val="center"/>
+          </w:tcPr>
+          <w:p>
+            <w:pPr>
+              <w:spacing w:after="0"/>
+            </w:pPr>
+            <w:r>
+              <w:rPr>
+                <w:b/>
+                <w:color w:val="282C34"/>
+                <w:sz w:val="18"/>
+              </w:rPr>
+              <w:t>GATE_TRIG</w:t>
+            </w:r>
+          </w:p>
+        </w:tc>
+        <w:tc>
+          <w:tcPr>
+            <w:tcW w:type="dxa" w:w="1958"/>
+            <w:shd w:fill="F4F7F9"/>
+            <w:tcMar>
+              <w:top w:w="80" w:type="dxa"/>
+              <w:bottom w:w="80" w:type="dxa"/>
+              <w:left w:w="120" w:type="dxa"/>
+              <w:right w:w="120" w:type="dxa"/>
+            </w:tcMar>
+            <w:vAlign w:val="center"/>
+          </w:tcPr>
+          <w:p>
+            <w:pPr>
+              <w:spacing w:after="0"/>
+            </w:pPr>
+            <w:r>
+              <w:rPr>
+                <w:color w:val="282C34"/>
+                <w:sz w:val="18"/>
+              </w:rPr>
+              <w:t>MOC3052 Opto-TRIAC Pin 4</w:t>
+            </w:r>
+          </w:p>
+        </w:tc>
+        <w:tc>
+          <w:tcPr>
+            <w:tcW w:type="dxa" w:w="1958"/>
+            <w:shd w:fill="F4F7F9"/>
+            <w:tcMar>
+              <w:top w:w="80" w:type="dxa"/>
+              <w:bottom w:w="80" w:type="dxa"/>
+              <w:left w:w="120" w:type="dxa"/>
+              <w:right w:w="120" w:type="dxa"/>
+            </w:tcMar>
+            <w:vAlign w:val="center"/>
+          </w:tcPr>
+          <w:p>
+            <w:pPr>
+              <w:spacing w:after="0"/>
+            </w:pPr>
+            <w:r>
+              <w:rPr>
+                <w:i/>
+                <w:color w:val="145AA0"/>
+                <w:sz w:val="18"/>
+              </w:rPr>
+              <w:t>T_1 / T_2</w:t>
+            </w:r>
+            <w:r>
+              <w:rPr>
+                <w:color w:val="282C34"/>
+                <w:sz w:val="18"/>
+              </w:rPr>
+              <w:t xml:space="preserve"> Gate Terminals</w:t>
+            </w:r>
+          </w:p>
+        </w:tc>
+        <w:tc>
+          <w:tcPr>
+            <w:tcW w:type="dxa" w:w="1958"/>
+            <w:shd w:fill="F4F7F9"/>
+            <w:tcMar>
+              <w:top w:w="80" w:type="dxa"/>
+              <w:bottom w:w="80" w:type="dxa"/>
+              <w:left w:w="120" w:type="dxa"/>
+              <w:right w:w="120" w:type="dxa"/>
+            </w:tcMar>
+            <w:vAlign w:val="center"/>
+          </w:tcPr>
+          <w:p>
+            <w:pPr>
+              <w:spacing w:after="0"/>
+            </w:pPr>
+            <w:r>
+              <w:rPr>
+                <w:color w:val="282C34"/>
+                <w:sz w:val="18"/>
+              </w:rPr>
+              <w:t>Optically isolated firing pulses</w:t>
+            </w:r>
+          </w:p>
+        </w:tc>
+        <w:tc>
+          <w:tcPr>
+            <w:tcW w:type="dxa" w:w="1958"/>
+            <w:shd w:fill="F4F7F9"/>
+            <w:tcMar>
+              <w:top w:w="80" w:type="dxa"/>
+              <w:bottom w:w="80" w:type="dxa"/>
+              <w:left w:w="120" w:type="dxa"/>
+              <w:right w:w="120" w:type="dxa"/>
+            </w:tcMar>
+            <w:vAlign w:val="center"/>
+          </w:tcPr>
+          <w:p>
+            <w:pPr>
+              <w:spacing w:after="0"/>
+            </w:pPr>
+            <w:r>
+              <w:rPr>
+                <w:color w:val="282C34"/>
+                <w:sz w:val="18"/>
+              </w:rPr>
+              <w:t>Zero-crossing or random-phase triggering depending on phase-angle vs burst mode.</w:t>
+            </w:r>
+          </w:p>
+        </w:tc>
+      </w:tr>
+      <w:tr>
+        <w:tc>
+          <w:tcPr>
+            <w:tcW w:type="dxa" w:w="1958"/>
+            <w:tcMar>
+              <w:top w:w="80" w:type="dxa"/>
+              <w:bottom w:w="80" w:type="dxa"/>
+              <w:left w:w="120" w:type="dxa"/>
+              <w:right w:w="120" w:type="dxa"/>
+            </w:tcMar>
+            <w:vAlign w:val="center"/>
+          </w:tcPr>
+          <w:p>
+            <w:pPr>
+              <w:spacing w:after="0"/>
+            </w:pPr>
+            <w:r>
+              <w:rPr>
+                <w:b/>
+                <w:color w:val="282C34"/>
+                <w:sz w:val="18"/>
+              </w:rPr>
+              <w:t>LOAD_RETURN</w:t>
+            </w:r>
+          </w:p>
+        </w:tc>
+        <w:tc>
+          <w:tcPr>
+            <w:tcW w:type="dxa" w:w="1958"/>
+            <w:tcMar>
+              <w:top w:w="80" w:type="dxa"/>
+              <w:bottom w:w="80" w:type="dxa"/>
+              <w:left w:w="120" w:type="dxa"/>
+              <w:right w:w="120" w:type="dxa"/>
+            </w:tcMar>
+            <w:vAlign w:val="center"/>
+          </w:tcPr>
+          <w:p>
+            <w:pPr>
+              <w:spacing w:after="0"/>
+            </w:pPr>
+            <w:r>
+              <w:rPr>
+                <w:color w:val="282C34"/>
+                <w:sz w:val="18"/>
+              </w:rPr>
+              <w:t>Load Terminal 2</w:t>
+            </w:r>
+          </w:p>
+        </w:tc>
+        <w:tc>
+          <w:tcPr>
+            <w:tcW w:type="dxa" w:w="1958"/>
+            <w:tcMar>
+              <w:top w:w="80" w:type="dxa"/>
+              <w:bottom w:w="80" w:type="dxa"/>
+              <w:left w:w="120" w:type="dxa"/>
+              <w:right w:w="120" w:type="dxa"/>
+            </w:tcMar>
+            <w:vAlign w:val="center"/>
+          </w:tcPr>
+          <w:p>
+            <w:pPr>
+              <w:spacing w:after="0"/>
+            </w:pPr>
+            <w:r>
+              <w:rPr>
+                <w:color w:val="282C34"/>
+                <w:sz w:val="18"/>
+              </w:rPr>
+              <w:t>AC Neutral Terminal Block (N)</w:t>
+            </w:r>
+          </w:p>
+        </w:tc>
+        <w:tc>
+          <w:tcPr>
+            <w:tcW w:type="dxa" w:w="1958"/>
+            <w:tcMar>
+              <w:top w:w="80" w:type="dxa"/>
+              <w:bottom w:w="80" w:type="dxa"/>
+              <w:left w:w="120" w:type="dxa"/>
+              <w:right w:w="120" w:type="dxa"/>
+            </w:tcMar>
+            <w:vAlign w:val="center"/>
+          </w:tcPr>
+          <w:p>
+            <w:pPr>
+              <w:spacing w:after="0"/>
+            </w:pPr>
+            <w:r>
+              <w:rPr>
+                <w:color w:val="282C34"/>
+                <w:sz w:val="18"/>
+              </w:rPr>
+              <w:t>AC mains neutral return path</w:t>
+            </w:r>
+          </w:p>
+        </w:tc>
+        <w:tc>
+          <w:tcPr>
+            <w:tcW w:type="dxa" w:w="1958"/>
+            <w:tcMar>
+              <w:top w:w="80" w:type="dxa"/>
+              <w:bottom w:w="80" w:type="dxa"/>
+              <w:left w:w="120" w:type="dxa"/>
+              <w:right w:w="120" w:type="dxa"/>
+            </w:tcMar>
+            <w:vAlign w:val="center"/>
+          </w:tcPr>
+          <w:p>
+            <w:pPr>
+              <w:spacing w:after="0"/>
+            </w:pPr>
+            <w:r>
+              <w:rPr>
+                <w:color w:val="282C34"/>
+                <w:sz w:val="18"/>
+              </w:rPr>
+              <w:t>Heavy-gauge line wiring sized for 16A continuous current.</w:t>
+            </w:r>
+          </w:p>
+        </w:tc>
+      </w:tr>
+    </w:tbl>
+    <w:p/>
+    <w:p>
+      <w:pPr>
+        <w:spacing w:before="160" w:after="80"/>
+      </w:pPr>
+      <w:r>
+        <w:rPr>
+          <w:b/>
+          <w:color w:val="4682B4"/>
+          <w:sz w:val="24"/>
+        </w:rPr>
+        <w:t>1.2 Component Bill of Materials &amp; Parametric Specifications:</w:t>
+      </w:r>
+    </w:p>
+    <w:tbl>
+      <w:tblPr>
+        <w:tblW w:type="auto" w:w="0"/>
+        <w:jc w:val="center"/>
+        <w:tblLook w:firstColumn="1" w:firstRow="1" w:lastColumn="0" w:lastRow="0" w:noHBand="0" w:noVBand="1" w:val="04A0"/>
+        <w:tblBorders>
+          <w:top w:val="single" w:sz="4" w:space="0" w:color="D0D7DE"/>
+          <w:left w:val="none"/>
+          <w:bottom w:val="single" w:sz="8" w:space="0" w:color="D0D7DE"/>
+          <w:right w:val="none"/>
+          <w:insideH w:val="single" w:sz="4" w:space="0" w:color="D0D7DE"/>
+          <w:insideV w:val="none"/>
+        </w:tblBorders>
+      </w:tblPr>
+      <w:tblGrid>
+        <w:gridCol w:w="1958"/>
+        <w:gridCol w:w="1958"/>
+        <w:gridCol w:w="1958"/>
+        <w:gridCol w:w="1958"/>
+        <w:gridCol w:w="1958"/>
+      </w:tblGrid>
+      <w:tr>
+        <w:tc>
+          <w:tcPr>
+            <w:tcW w:type="dxa" w:w="1958"/>
+            <w:shd w:fill="204A6E"/>
+            <w:tcMar>
+              <w:top w:w="100" w:type="dxa"/>
+              <w:bottom w:w="100" w:type="dxa"/>
+              <w:left w:w="120" w:type="dxa"/>
+              <w:right w:w="120" w:type="dxa"/>
+            </w:tcMar>
+            <w:vAlign w:val="center"/>
+          </w:tcPr>
+          <w:p>
+            <w:pPr>
+              <w:spacing w:after="0"/>
+            </w:pPr>
+            <w:r>
+              <w:rPr>
+                <w:b/>
+                <w:color w:val="FFFFFF"/>
+                <w:sz w:val="19"/>
+              </w:rPr>
+              <w:t>RefDes</w:t>
+            </w:r>
+          </w:p>
+        </w:tc>
+        <w:tc>
+          <w:tcPr>
+            <w:tcW w:type="dxa" w:w="1958"/>
+            <w:shd w:fill="204A6E"/>
+            <w:tcMar>
+              <w:top w:w="100" w:type="dxa"/>
+              <w:bottom w:w="100" w:type="dxa"/>
+              <w:left w:w="120" w:type="dxa"/>
+              <w:right w:w="120" w:type="dxa"/>
+            </w:tcMar>
+            <w:vAlign w:val="center"/>
+          </w:tcPr>
+          <w:p>
+            <w:pPr>
+              <w:spacing w:after="0"/>
+            </w:pPr>
+            <w:r>
+              <w:rPr>
+                <w:b/>
+                <w:color w:val="FFFFFF"/>
+                <w:sz w:val="19"/>
+              </w:rPr>
+              <w:t>Component Description</w:t>
+            </w:r>
+          </w:p>
+        </w:tc>
+        <w:tc>
+          <w:tcPr>
+            <w:tcW w:type="dxa" w:w="1958"/>
+            <w:shd w:fill="204A6E"/>
+            <w:tcMar>
+              <w:top w:w="100" w:type="dxa"/>
+              <w:bottom w:w="100" w:type="dxa"/>
+              <w:left w:w="120" w:type="dxa"/>
+              <w:right w:w="120" w:type="dxa"/>
+            </w:tcMar>
+            <w:vAlign w:val="center"/>
+          </w:tcPr>
+          <w:p>
+            <w:pPr>
+              <w:spacing w:after="0"/>
+            </w:pPr>
+            <w:r>
+              <w:rPr>
+                <w:b/>
+                <w:color w:val="FFFFFF"/>
+                <w:sz w:val="19"/>
+              </w:rPr>
+              <w:t>Manufacturer &amp; Part Number</w:t>
+            </w:r>
+          </w:p>
+        </w:tc>
+        <w:tc>
+          <w:tcPr>
+            <w:tcW w:type="dxa" w:w="1958"/>
+            <w:shd w:fill="204A6E"/>
+            <w:tcMar>
+              <w:top w:w="100" w:type="dxa"/>
+              <w:bottom w:w="100" w:type="dxa"/>
+              <w:left w:w="120" w:type="dxa"/>
+              <w:right w:w="120" w:type="dxa"/>
+            </w:tcMar>
+            <w:vAlign w:val="center"/>
+          </w:tcPr>
+          <w:p>
+            <w:pPr>
+              <w:spacing w:after="0"/>
+            </w:pPr>
+            <w:r>
+              <w:rPr>
+                <w:b/>
+                <w:color w:val="FFFFFF"/>
+                <w:sz w:val="19"/>
+              </w:rPr>
+              <w:t>Key Electrical Specifications</w:t>
+            </w:r>
+          </w:p>
+        </w:tc>
+        <w:tc>
+          <w:tcPr>
+            <w:tcW w:type="dxa" w:w="1958"/>
+            <w:shd w:fill="204A6E"/>
+            <w:tcMar>
+              <w:top w:w="100" w:type="dxa"/>
+              <w:bottom w:w="100" w:type="dxa"/>
+              <w:left w:w="120" w:type="dxa"/>
+              <w:right w:w="120" w:type="dxa"/>
+            </w:tcMar>
+            <w:vAlign w:val="center"/>
+          </w:tcPr>
+          <w:p>
+            <w:pPr>
+              <w:spacing w:after="0"/>
+            </w:pPr>
+            <w:r>
+              <w:rPr>
+                <w:b/>
+                <w:color w:val="FFFFFF"/>
+                <w:sz w:val="19"/>
+              </w:rPr>
+              <w:t>Critical Design Constraint</w:t>
+            </w:r>
+          </w:p>
+        </w:tc>
+      </w:tr>
+      <w:tr>
+        <w:tc>
+          <w:tcPr>
+            <w:tcW w:type="dxa" w:w="1958"/>
+            <w:tcMar>
+              <w:top w:w="80" w:type="dxa"/>
+              <w:bottom w:w="80" w:type="dxa"/>
+              <w:left w:w="120" w:type="dxa"/>
+              <w:right w:w="120" w:type="dxa"/>
+            </w:tcMar>
+            <w:vAlign w:val="center"/>
+          </w:tcPr>
+          <w:p>
+            <w:pPr>
+              <w:spacing w:after="0"/>
+            </w:pPr>
+            <w:r>
+              <w:rPr>
+                <w:b/>
+                <w:color w:val="282C34"/>
+                <w:sz w:val="18"/>
+              </w:rPr>
+              <w:t>$T_1, T_2$</w:t>
+            </w:r>
+          </w:p>
+        </w:tc>
+        <w:tc>
+          <w:tcPr>
+            <w:tcW w:type="dxa" w:w="1958"/>
+            <w:tcMar>
+              <w:top w:w="80" w:type="dxa"/>
+              <w:bottom w:w="80" w:type="dxa"/>
+              <w:left w:w="120" w:type="dxa"/>
+              <w:right w:w="120" w:type="dxa"/>
+            </w:tcMar>
+            <w:vAlign w:val="center"/>
+          </w:tcPr>
+          <w:p>
+            <w:pPr>
+              <w:spacing w:after="0"/>
+            </w:pPr>
+            <w:r>
+              <w:rPr>
+                <w:color w:val="282C34"/>
+                <w:sz w:val="18"/>
+              </w:rPr>
+              <w:t>Phase-Control Thyristor Pair</w:t>
+            </w:r>
+          </w:p>
+        </w:tc>
+        <w:tc>
+          <w:tcPr>
+            <w:tcW w:type="dxa" w:w="1958"/>
+            <w:tcMar>
+              <w:top w:w="80" w:type="dxa"/>
+              <w:bottom w:w="80" w:type="dxa"/>
+              <w:left w:w="120" w:type="dxa"/>
+              <w:right w:w="120" w:type="dxa"/>
+            </w:tcMar>
+            <w:vAlign w:val="center"/>
+          </w:tcPr>
+          <w:p>
+            <w:pPr>
+              <w:spacing w:after="0"/>
+            </w:pPr>
+            <w:r>
+              <w:rPr>
+                <w:color w:val="282C34"/>
+                <w:sz w:val="18"/>
+              </w:rPr>
+              <w:t>Vishay Semiconductors 25TTS12</w:t>
+            </w:r>
+          </w:p>
+        </w:tc>
+        <w:tc>
+          <w:tcPr>
+            <w:tcW w:type="dxa" w:w="1958"/>
+            <w:tcMar>
+              <w:top w:w="80" w:type="dxa"/>
+              <w:bottom w:w="80" w:type="dxa"/>
+              <w:left w:w="120" w:type="dxa"/>
+              <w:right w:w="120" w:type="dxa"/>
+            </w:tcMar>
+            <w:vAlign w:val="center"/>
+          </w:tcPr>
+          <w:p>
+            <w:pPr>
+              <w:spacing w:after="0"/>
+            </w:pPr>
+            <w:r>
+              <w:rPr>
+                <w:i/>
+                <w:color w:val="145AA0"/>
+                <w:sz w:val="18"/>
+              </w:rPr>
+              <w:t>V_{RRM = 1200\,V, I_{T(AV) = 16\,A, I_{GT = 45\,mA, V_{TM = 1.25\,V</w:t>
+            </w:r>
+          </w:p>
+        </w:tc>
+        <w:tc>
+          <w:tcPr>
+            <w:tcW w:type="dxa" w:w="1958"/>
+            <w:tcMar>
+              <w:top w:w="80" w:type="dxa"/>
+              <w:bottom w:w="80" w:type="dxa"/>
+              <w:left w:w="120" w:type="dxa"/>
+              <w:right w:w="120" w:type="dxa"/>
+            </w:tcMar>
+            <w:vAlign w:val="center"/>
+          </w:tcPr>
+          <w:p>
+            <w:pPr>
+              <w:spacing w:after="0"/>
+            </w:pPr>
+            <w:r>
+              <w:rPr>
+                <w:i/>
+                <w:color w:val="145AA0"/>
+                <w:sz w:val="18"/>
+              </w:rPr>
+              <w:t>1200\,V</w:t>
+            </w:r>
+            <w:r>
+              <w:rPr>
+                <w:color w:val="282C34"/>
+                <w:sz w:val="18"/>
+              </w:rPr>
+              <w:t xml:space="preserve"> rating ensures safe margins during inductive turn-off voltage kickback.</w:t>
+            </w:r>
+          </w:p>
+        </w:tc>
+      </w:tr>
+      <w:tr>
+        <w:tc>
+          <w:tcPr>
+            <w:tcW w:type="dxa" w:w="1958"/>
+            <w:shd w:fill="F4F7F9"/>
+            <w:tcMar>
+              <w:top w:w="80" w:type="dxa"/>
+              <w:bottom w:w="80" w:type="dxa"/>
+              <w:left w:w="120" w:type="dxa"/>
+              <w:right w:w="120" w:type="dxa"/>
+            </w:tcMar>
+            <w:vAlign w:val="center"/>
+          </w:tcPr>
+          <w:p>
+            <w:pPr>
+              <w:spacing w:after="0"/>
+            </w:pPr>
+            <w:r>
+              <w:rPr>
+                <w:b/>
+                <w:color w:val="282C34"/>
+                <w:sz w:val="18"/>
+              </w:rPr>
+              <w:t>$R_{snub}, C_{snub}$</w:t>
+            </w:r>
+          </w:p>
+        </w:tc>
+        <w:tc>
+          <w:tcPr>
+            <w:tcW w:type="dxa" w:w="1958"/>
+            <w:shd w:fill="F4F7F9"/>
+            <w:tcMar>
+              <w:top w:w="80" w:type="dxa"/>
+              <w:bottom w:w="80" w:type="dxa"/>
+              <w:left w:w="120" w:type="dxa"/>
+              <w:right w:w="120" w:type="dxa"/>
+            </w:tcMar>
+            <w:vAlign w:val="center"/>
+          </w:tcPr>
+          <w:p>
+            <w:pPr>
+              <w:spacing w:after="0"/>
+            </w:pPr>
+            <w:r>
+              <w:rPr>
+                <w:color w:val="282C34"/>
+                <w:sz w:val="18"/>
+              </w:rPr>
+              <w:t>AC Power Snubber Network</w:t>
+            </w:r>
+          </w:p>
+        </w:tc>
+        <w:tc>
+          <w:tcPr>
+            <w:tcW w:type="dxa" w:w="1958"/>
+            <w:shd w:fill="F4F7F9"/>
+            <w:tcMar>
+              <w:top w:w="80" w:type="dxa"/>
+              <w:bottom w:w="80" w:type="dxa"/>
+              <w:left w:w="120" w:type="dxa"/>
+              <w:right w:w="120" w:type="dxa"/>
+            </w:tcMar>
+            <w:vAlign w:val="center"/>
+          </w:tcPr>
+          <w:p>
+            <w:pPr>
+              <w:spacing w:after="0"/>
+            </w:pPr>
+            <w:r>
+              <w:rPr>
+                <w:color w:val="282C34"/>
+                <w:sz w:val="18"/>
+              </w:rPr>
+              <w:t>TE Connectivity / KEMET</w:t>
+            </w:r>
+          </w:p>
+        </w:tc>
+        <w:tc>
+          <w:tcPr>
+            <w:tcW w:type="dxa" w:w="1958"/>
+            <w:shd w:fill="F4F7F9"/>
+            <w:tcMar>
+              <w:top w:w="80" w:type="dxa"/>
+              <w:bottom w:w="80" w:type="dxa"/>
+              <w:left w:w="120" w:type="dxa"/>
+              <w:right w:w="120" w:type="dxa"/>
+            </w:tcMar>
+            <w:vAlign w:val="center"/>
+          </w:tcPr>
+          <w:p>
+            <w:pPr>
+              <w:spacing w:after="0"/>
+            </w:pPr>
+            <w:r>
+              <w:rPr>
+                <w:i/>
+                <w:color w:val="145AA0"/>
+                <w:sz w:val="18"/>
+              </w:rPr>
+              <w:t>R = 47\,\Omega / 5\,W Wirewound, C = 0.1\,µF / 630\,V Polypropylene</w:t>
+            </w:r>
+          </w:p>
+        </w:tc>
+        <w:tc>
+          <w:tcPr>
+            <w:tcW w:type="dxa" w:w="1958"/>
+            <w:shd w:fill="F4F7F9"/>
+            <w:tcMar>
+              <w:top w:w="80" w:type="dxa"/>
+              <w:bottom w:w="80" w:type="dxa"/>
+              <w:left w:w="120" w:type="dxa"/>
+              <w:right w:w="120" w:type="dxa"/>
+            </w:tcMar>
+            <w:vAlign w:val="center"/>
+          </w:tcPr>
+          <w:p>
+            <w:pPr>
+              <w:spacing w:after="0"/>
+            </w:pPr>
+            <w:r>
+              <w:rPr>
+                <w:color w:val="282C34"/>
+                <w:sz w:val="18"/>
+              </w:rPr>
+              <w:t>Essential for inductive loads (</w:t>
+            </w:r>
+            <w:r>
+              <w:rPr>
+                <w:i/>
+                <w:color w:val="145AA0"/>
+                <w:sz w:val="18"/>
+              </w:rPr>
+              <w:t>\cos \phi &lt; 1</w:t>
+            </w:r>
+            <w:r>
+              <w:rPr>
+                <w:color w:val="282C34"/>
+                <w:sz w:val="18"/>
+              </w:rPr>
+              <w:t xml:space="preserve">); limits </w:t>
+            </w:r>
+            <w:r>
+              <w:rPr>
+                <w:i/>
+                <w:color w:val="145AA0"/>
+                <w:sz w:val="18"/>
+              </w:rPr>
+              <w:t>\frac{dv{dt &lt; 200\,V/µs</w:t>
+            </w:r>
+            <w:r>
+              <w:rPr>
+                <w:color w:val="282C34"/>
+                <w:sz w:val="18"/>
+              </w:rPr>
+              <w:t xml:space="preserve"> at current zero-crossing.</w:t>
+            </w:r>
+          </w:p>
+        </w:tc>
+      </w:tr>
+      <w:tr>
+        <w:tc>
+          <w:tcPr>
+            <w:tcW w:type="dxa" w:w="1958"/>
+            <w:tcMar>
+              <w:top w:w="80" w:type="dxa"/>
+              <w:bottom w:w="80" w:type="dxa"/>
+              <w:left w:w="120" w:type="dxa"/>
+              <w:right w:w="120" w:type="dxa"/>
+            </w:tcMar>
+            <w:vAlign w:val="center"/>
+          </w:tcPr>
+          <w:p>
+            <w:pPr>
+              <w:spacing w:after="0"/>
+            </w:pPr>
+            <w:r>
+              <w:rPr>
+                <w:b/>
+                <w:color w:val="282C34"/>
+                <w:sz w:val="18"/>
+              </w:rPr>
+              <w:t>$U_1$ (Opto)</w:t>
+            </w:r>
+          </w:p>
+        </w:tc>
+        <w:tc>
+          <w:tcPr>
+            <w:tcW w:type="dxa" w:w="1958"/>
+            <w:tcMar>
+              <w:top w:w="80" w:type="dxa"/>
+              <w:bottom w:w="80" w:type="dxa"/>
+              <w:left w:w="120" w:type="dxa"/>
+              <w:right w:w="120" w:type="dxa"/>
+            </w:tcMar>
+            <w:vAlign w:val="center"/>
+          </w:tcPr>
+          <w:p>
+            <w:pPr>
+              <w:spacing w:after="0"/>
+            </w:pPr>
+            <w:r>
+              <w:rPr>
+                <w:color w:val="282C34"/>
+                <w:sz w:val="18"/>
+              </w:rPr>
+              <w:t>Random-Phase Optoisolator</w:t>
+            </w:r>
+          </w:p>
+        </w:tc>
+        <w:tc>
+          <w:tcPr>
+            <w:tcW w:type="dxa" w:w="1958"/>
+            <w:tcMar>
+              <w:top w:w="80" w:type="dxa"/>
+              <w:bottom w:w="80" w:type="dxa"/>
+              <w:left w:w="120" w:type="dxa"/>
+              <w:right w:w="120" w:type="dxa"/>
+            </w:tcMar>
+            <w:vAlign w:val="center"/>
+          </w:tcPr>
+          <w:p>
+            <w:pPr>
+              <w:spacing w:after="0"/>
+            </w:pPr>
+            <w:r>
+              <w:rPr>
+                <w:color w:val="282C34"/>
+                <w:sz w:val="18"/>
+              </w:rPr>
+              <w:t>ON Semiconductor MOC3052M</w:t>
+            </w:r>
+          </w:p>
+        </w:tc>
+        <w:tc>
+          <w:tcPr>
+            <w:tcW w:type="dxa" w:w="1958"/>
+            <w:tcMar>
+              <w:top w:w="80" w:type="dxa"/>
+              <w:bottom w:w="80" w:type="dxa"/>
+              <w:left w:w="120" w:type="dxa"/>
+              <w:right w:w="120" w:type="dxa"/>
+            </w:tcMar>
+            <w:vAlign w:val="center"/>
+          </w:tcPr>
+          <w:p>
+            <w:pPr>
+              <w:spacing w:after="0"/>
+            </w:pPr>
+            <w:r>
+              <w:rPr>
+                <w:i/>
+                <w:color w:val="145AA0"/>
+                <w:sz w:val="18"/>
+              </w:rPr>
+              <w:t>V_{DRM = 600\,V, I_{FT = 10\,mA, V_{ISO = 5000\,V_{RMS</w:t>
+            </w:r>
+          </w:p>
+        </w:tc>
+        <w:tc>
+          <w:tcPr>
+            <w:tcW w:type="dxa" w:w="1958"/>
+            <w:tcMar>
+              <w:top w:w="80" w:type="dxa"/>
+              <w:bottom w:w="80" w:type="dxa"/>
+              <w:left w:w="120" w:type="dxa"/>
+              <w:right w:w="120" w:type="dxa"/>
+            </w:tcMar>
+            <w:vAlign w:val="center"/>
+          </w:tcPr>
+          <w:p>
+            <w:pPr>
+              <w:spacing w:after="0"/>
+            </w:pPr>
+            <w:r>
+              <w:rPr>
+                <w:color w:val="282C34"/>
+                <w:sz w:val="18"/>
+              </w:rPr>
+              <w:t xml:space="preserve">Non-zero-crossing bilateral triac driver allows arbitrary firing angles </w:t>
+            </w:r>
+            <w:r>
+              <w:rPr>
+                <w:i/>
+                <w:color w:val="145AA0"/>
+                <w:sz w:val="18"/>
+              </w:rPr>
+              <w:t>\alpha \in [0^\circ, 180^\circ]</w:t>
+            </w:r>
+            <w:r>
+              <w:rPr>
+                <w:color w:val="282C34"/>
+                <w:sz w:val="18"/>
+              </w:rPr>
+              <w:t>.</w:t>
+            </w:r>
+          </w:p>
+        </w:tc>
+      </w:tr>
+      <w:tr>
+        <w:tc>
+          <w:tcPr>
+            <w:tcW w:type="dxa" w:w="1958"/>
+            <w:shd w:fill="F4F7F9"/>
+            <w:tcMar>
+              <w:top w:w="80" w:type="dxa"/>
+              <w:bottom w:w="80" w:type="dxa"/>
+              <w:left w:w="120" w:type="dxa"/>
+              <w:right w:w="120" w:type="dxa"/>
+            </w:tcMar>
+            <w:vAlign w:val="center"/>
+          </w:tcPr>
+          <w:p>
+            <w:pPr>
+              <w:spacing w:after="0"/>
+            </w:pPr>
+            <w:r>
+              <w:rPr>
+                <w:b/>
+                <w:color w:val="282C34"/>
+                <w:sz w:val="18"/>
+              </w:rPr>
+              <w:t>$MOV_1$</w:t>
+            </w:r>
+          </w:p>
+        </w:tc>
+        <w:tc>
+          <w:tcPr>
+            <w:tcW w:type="dxa" w:w="1958"/>
+            <w:shd w:fill="F4F7F9"/>
+            <w:tcMar>
+              <w:top w:w="80" w:type="dxa"/>
+              <w:bottom w:w="80" w:type="dxa"/>
+              <w:left w:w="120" w:type="dxa"/>
+              <w:right w:w="120" w:type="dxa"/>
+            </w:tcMar>
+            <w:vAlign w:val="center"/>
+          </w:tcPr>
+          <w:p>
+            <w:pPr>
+              <w:spacing w:after="0"/>
+            </w:pPr>
+            <w:r>
+              <w:rPr>
+                <w:color w:val="282C34"/>
+                <w:sz w:val="18"/>
+              </w:rPr>
+              <w:t>Line Surge Varistor</w:t>
+            </w:r>
+          </w:p>
+        </w:tc>
+        <w:tc>
+          <w:tcPr>
+            <w:tcW w:type="dxa" w:w="1958"/>
+            <w:shd w:fill="F4F7F9"/>
+            <w:tcMar>
+              <w:top w:w="80" w:type="dxa"/>
+              <w:bottom w:w="80" w:type="dxa"/>
+              <w:left w:w="120" w:type="dxa"/>
+              <w:right w:w="120" w:type="dxa"/>
+            </w:tcMar>
+            <w:vAlign w:val="center"/>
+          </w:tcPr>
+          <w:p>
+            <w:pPr>
+              <w:spacing w:after="0"/>
+            </w:pPr>
+            <w:r>
+              <w:rPr>
+                <w:color w:val="282C34"/>
+                <w:sz w:val="18"/>
+              </w:rPr>
+              <w:t>Littelfuse V275LA20CP</w:t>
+            </w:r>
+          </w:p>
+        </w:tc>
+        <w:tc>
+          <w:tcPr>
+            <w:tcW w:type="dxa" w:w="1958"/>
+            <w:shd w:fill="F4F7F9"/>
+            <w:tcMar>
+              <w:top w:w="80" w:type="dxa"/>
+              <w:bottom w:w="80" w:type="dxa"/>
+              <w:left w:w="120" w:type="dxa"/>
+              <w:right w:w="120" w:type="dxa"/>
+            </w:tcMar>
+            <w:vAlign w:val="center"/>
+          </w:tcPr>
+          <w:p>
+            <w:pPr>
+              <w:spacing w:after="0"/>
+            </w:pPr>
+            <w:r>
+              <w:rPr>
+                <w:i/>
+                <w:color w:val="145AA0"/>
+                <w:sz w:val="18"/>
+              </w:rPr>
+              <w:t>V_{RMS = 275\,V, I_{max = 6500\,A, W_{max = 120\,J</w:t>
+            </w:r>
+          </w:p>
+        </w:tc>
+        <w:tc>
+          <w:tcPr>
+            <w:tcW w:type="dxa" w:w="1958"/>
+            <w:shd w:fill="F4F7F9"/>
+            <w:tcMar>
+              <w:top w:w="80" w:type="dxa"/>
+              <w:bottom w:w="80" w:type="dxa"/>
+              <w:left w:w="120" w:type="dxa"/>
+              <w:right w:w="120" w:type="dxa"/>
+            </w:tcMar>
+            <w:vAlign w:val="center"/>
+          </w:tcPr>
+          <w:p>
+            <w:pPr>
+              <w:spacing w:after="0"/>
+            </w:pPr>
+            <w:r>
+              <w:rPr>
+                <w:color w:val="282C34"/>
+                <w:sz w:val="18"/>
+              </w:rPr>
+              <w:t>Protects thyristors and optotriac driver against lightning and grid switching transients.</w:t>
             </w:r>
           </w:p>
         </w:tc>

--- a/vvdn/converters/ac-ac/ac-voltage-controllers.docx
+++ b/vvdn/converters/ac-ac/ac-voltage-controllers.docx
@@ -472,22 +472,7 @@
                 <w:color w:val="282C34"/>
                 <w:sz w:val="18"/>
               </w:rPr>
-              <w:t xml:space="preserve">Fuse </w:t>
-            </w:r>
-            <w:r>
-              <w:rPr>
-                <w:i/>
-                <w:color w:val="145AA0"/>
-                <w:sz w:val="18"/>
-              </w:rPr>
-              <w:t>F_1</w:t>
-            </w:r>
-            <w:r>
-              <w:rPr>
-                <w:color w:val="282C34"/>
-                <w:sz w:val="18"/>
-              </w:rPr>
-              <w:t xml:space="preserve"> Input</w:t>
+              <w:t>Fuse F_1 Input</w:t>
             </w:r>
           </w:p>
         </w:tc>
@@ -588,22 +573,7 @@
                 <w:color w:val="282C34"/>
                 <w:sz w:val="18"/>
               </w:rPr>
-              <w:t xml:space="preserve">Fuse </w:t>
-            </w:r>
-            <w:r>
-              <w:rPr>
-                <w:i/>
-                <w:color w:val="145AA0"/>
-                <w:sz w:val="18"/>
-              </w:rPr>
-              <w:t>F_1</w:t>
-            </w:r>
-            <w:r>
-              <w:rPr>
-                <w:color w:val="282C34"/>
-                <w:sz w:val="18"/>
-              </w:rPr>
-              <w:t xml:space="preserve"> Output</w:t>
+              <w:t>Fuse F_1 Output</w:t>
             </w:r>
           </w:p>
         </w:tc>
@@ -625,33 +595,10 @@
             </w:pPr>
             <w:r>
               <w:rPr>
-                <w:i/>
-                <w:color w:val="145AA0"/>
-                <w:sz w:val="18"/>
-              </w:rPr>
-              <w:t>T_1</w:t>
-            </w:r>
-            <w:r>
-              <w:rPr>
                 <w:color w:val="282C34"/>
                 <w:sz w:val="18"/>
               </w:rPr>
-              <w:t xml:space="preserve"> Anode, </w:t>
-            </w:r>
-            <w:r>
-              <w:rPr>
-                <w:i/>
-                <w:color w:val="145AA0"/>
-                <w:sz w:val="18"/>
-              </w:rPr>
-              <w:t>T_2</w:t>
-            </w:r>
-            <w:r>
-              <w:rPr>
-                <w:color w:val="282C34"/>
-                <w:sz w:val="18"/>
-              </w:rPr>
-              <w:t xml:space="preserve"> Cathode, Snubber, MOV1</w:t>
+              <w:t>T_1 Anode, T_2 Cathode, Snubber, MOV1</w:t>
             </w:r>
           </w:p>
         </w:tc>
@@ -749,33 +696,10 @@
             </w:pPr>
             <w:r>
               <w:rPr>
-                <w:i/>
-                <w:color w:val="145AA0"/>
-                <w:sz w:val="18"/>
-              </w:rPr>
-              <w:t>T_1</w:t>
-            </w:r>
-            <w:r>
-              <w:rPr>
                 <w:color w:val="282C34"/>
                 <w:sz w:val="18"/>
               </w:rPr>
-              <w:t xml:space="preserve"> Cathode, </w:t>
-            </w:r>
-            <w:r>
-              <w:rPr>
-                <w:i/>
-                <w:color w:val="145AA0"/>
-                <w:sz w:val="18"/>
-              </w:rPr>
-              <w:t>T_2</w:t>
-            </w:r>
-            <w:r>
-              <w:rPr>
-                <w:color w:val="282C34"/>
-                <w:sz w:val="18"/>
-              </w:rPr>
-              <w:t xml:space="preserve"> Anode</w:t>
+              <w:t>T_1 Cathode, T_2 Anode</w:t>
             </w:r>
           </w:p>
         </w:tc>
@@ -847,22 +771,7 @@
                 <w:color w:val="282C34"/>
                 <w:sz w:val="18"/>
               </w:rPr>
-              <w:t xml:space="preserve">Waveform is sliced at firing angle </w:t>
-            </w:r>
-            <w:r>
-              <w:rPr>
-                <w:i/>
-                <w:color w:val="145AA0"/>
-                <w:sz w:val="18"/>
-              </w:rPr>
-              <w:t>\alpha</w:t>
-            </w:r>
-            <w:r>
-              <w:rPr>
-                <w:color w:val="282C34"/>
-                <w:sz w:val="18"/>
-              </w:rPr>
-              <w:t>; fundamental voltage is continuously variable.</w:t>
+              <w:t>Waveform is sliced at firing angle α; fundamental voltage is continuously variable.</w:t>
             </w:r>
           </w:p>
         </w:tc>
@@ -937,18 +846,10 @@
             </w:pPr>
             <w:r>
               <w:rPr>
-                <w:i/>
-                <w:color w:val="145AA0"/>
-                <w:sz w:val="18"/>
-              </w:rPr>
-              <w:t>T_1 / T_2</w:t>
-            </w:r>
-            <w:r>
-              <w:rPr>
                 <w:color w:val="282C34"/>
                 <w:sz w:val="18"/>
               </w:rPr>
-              <w:t xml:space="preserve"> Gate Terminals</w:t>
+              <w:t>T_1 / T_2 Gate Terminals</w:t>
             </w:r>
           </w:p>
         </w:tc>
@@ -1316,7 +1217,7 @@
                 <w:color w:val="282C34"/>
                 <w:sz w:val="18"/>
               </w:rPr>
-              <w:t>$T_1, T_2$</w:t>
+              <w:t>T_1, T_2</w:t>
             </w:r>
           </w:p>
         </w:tc>
@@ -1385,11 +1286,10 @@
             </w:pPr>
             <w:r>
               <w:rPr>
-                <w:i/>
-                <w:color w:val="145AA0"/>
+                <w:color w:val="282C34"/>
                 <w:sz w:val="18"/>
               </w:rPr>
-              <w:t>V_{RRM = 1200\,V, I_{T(AV) = 16\,A, I_{GT = 45\,mA, V_{TM = 1.25\,V</w:t>
+              <w:t>V_RRM = 1200 V, I_T(AV) = 16 A, I_GT = 45 mA, V_TM = 1.25 V</w:t>
             </w:r>
           </w:p>
         </w:tc>
@@ -1410,18 +1310,10 @@
             </w:pPr>
             <w:r>
               <w:rPr>
-                <w:i/>
-                <w:color w:val="145AA0"/>
-                <w:sz w:val="18"/>
-              </w:rPr>
-              <w:t>1200\,V</w:t>
-            </w:r>
-            <w:r>
-              <w:rPr>
                 <w:color w:val="282C34"/>
                 <w:sz w:val="18"/>
               </w:rPr>
-              <w:t xml:space="preserve"> rating ensures safe margins during inductive turn-off voltage kickback.</w:t>
+              <w:t>1200 V rating ensures safe margins during inductive turn-off voltage kickback.</w:t>
             </w:r>
           </w:p>
         </w:tc>
@@ -1449,7 +1341,7 @@
                 <w:color w:val="282C34"/>
                 <w:sz w:val="18"/>
               </w:rPr>
-              <w:t>$R_{snub}, C_{snub}$</w:t>
+              <w:t>R_snub, C_snub</w:t>
             </w:r>
           </w:p>
         </w:tc>
@@ -1521,11 +1413,10 @@
             </w:pPr>
             <w:r>
               <w:rPr>
-                <w:i/>
-                <w:color w:val="145AA0"/>
+                <w:color w:val="282C34"/>
                 <w:sz w:val="18"/>
               </w:rPr>
-              <w:t>R = 47\,\Omega / 5\,W Wirewound, C = 0.1\,µF / 630\,V Polypropylene</w:t>
+              <w:t>R = 47 Ω / 5 W Wirewound, C = 0.1 µF / 630 V Polypropylene</w:t>
             </w:r>
           </w:p>
         </w:tc>
@@ -1550,37 +1441,7 @@
                 <w:color w:val="282C34"/>
                 <w:sz w:val="18"/>
               </w:rPr>
-              <w:t>Essential for inductive loads (</w:t>
-            </w:r>
-            <w:r>
-              <w:rPr>
-                <w:i/>
-                <w:color w:val="145AA0"/>
-                <w:sz w:val="18"/>
-              </w:rPr>
-              <w:t>\cos \phi &lt; 1</w:t>
-            </w:r>
-            <w:r>
-              <w:rPr>
-                <w:color w:val="282C34"/>
-                <w:sz w:val="18"/>
-              </w:rPr>
-              <w:t xml:space="preserve">); limits </w:t>
-            </w:r>
-            <w:r>
-              <w:rPr>
-                <w:i/>
-                <w:color w:val="145AA0"/>
-                <w:sz w:val="18"/>
-              </w:rPr>
-              <w:t>\frac{dv{dt &lt; 200\,V/µs</w:t>
-            </w:r>
-            <w:r>
-              <w:rPr>
-                <w:color w:val="282C34"/>
-                <w:sz w:val="18"/>
-              </w:rPr>
-              <w:t xml:space="preserve"> at current zero-crossing.</w:t>
+              <w:t>Essential for inductive loads (cos φ &lt; 1); limits dv / dt &lt; 200 V/µs at current zero-crossing.</w:t>
             </w:r>
           </w:p>
         </w:tc>
@@ -1607,7 +1468,7 @@
                 <w:color w:val="282C34"/>
                 <w:sz w:val="18"/>
               </w:rPr>
-              <w:t>$U_1$ (Opto)</w:t>
+              <w:t>U_1 (Opto)</w:t>
             </w:r>
           </w:p>
         </w:tc>
@@ -1676,11 +1537,10 @@
             </w:pPr>
             <w:r>
               <w:rPr>
-                <w:i/>
-                <w:color w:val="145AA0"/>
+                <w:color w:val="282C34"/>
                 <w:sz w:val="18"/>
               </w:rPr>
-              <w:t>V_{DRM = 600\,V, I_{FT = 10\,mA, V_{ISO = 5000\,V_{RMS</w:t>
+              <w:t>V_DRM = 600 V, I_FT = 10 mA, V_ISO = 5000 V_RMS</w:t>
             </w:r>
           </w:p>
         </w:tc>
@@ -1704,22 +1564,7 @@
                 <w:color w:val="282C34"/>
                 <w:sz w:val="18"/>
               </w:rPr>
-              <w:t xml:space="preserve">Non-zero-crossing bilateral triac driver allows arbitrary firing angles </w:t>
-            </w:r>
-            <w:r>
-              <w:rPr>
-                <w:i/>
-                <w:color w:val="145AA0"/>
-                <w:sz w:val="18"/>
-              </w:rPr>
-              <w:t>\alpha \in [0^\circ, 180^\circ]</w:t>
-            </w:r>
-            <w:r>
-              <w:rPr>
-                <w:color w:val="282C34"/>
-                <w:sz w:val="18"/>
-              </w:rPr>
-              <w:t>.</w:t>
+              <w:t>Non-zero-crossing bilateral triac driver allows arbitrary firing angles α in [0°, 180°].</w:t>
             </w:r>
           </w:p>
         </w:tc>
@@ -1747,7 +1592,7 @@
                 <w:color w:val="282C34"/>
                 <w:sz w:val="18"/>
               </w:rPr>
-              <w:t>$MOV_1$</w:t>
+              <w:t>MOV_1</w:t>
             </w:r>
           </w:p>
         </w:tc>
@@ -1819,11 +1664,10 @@
             </w:pPr>
             <w:r>
               <w:rPr>
-                <w:i/>
-                <w:color w:val="145AA0"/>
+                <w:color w:val="282C34"/>
                 <w:sz w:val="18"/>
               </w:rPr>
-              <w:t>V_{RMS = 275\,V, I_{max = 6500\,A, W_{max = 120\,J</w:t>
+              <w:t>V_RMS = 275 V, I_max = 6500 A, W_max = 120 J</w:t>
             </w:r>
           </w:p>
         </w:tc>
@@ -1880,44 +1724,14 @@
           <w:color w:val="282C34"/>
           <w:sz w:val="21"/>
         </w:rPr>
-        <w:t>Anti-Parallel Thyristor Pair ($T_1, T_2$)</w:t>
+        <w:t>Anti-Parallel Thyristor Pair (T_1, T_2)</w:t>
       </w:r>
       <w:r>
         <w:rPr>
           <w:color w:val="282C34"/>
           <w:sz w:val="21"/>
         </w:rPr>
-        <w:t>: Dominates high-power industrial systems (</w:t>
-      </w:r>
-      <w:r>
-        <w:rPr>
-          <w:i/>
-          <w:color w:val="145AA0"/>
-          <w:sz w:val="21"/>
-        </w:rPr>
-        <w:t>&gt; 1\,kW \dots 500\,kW</w:t>
-      </w:r>
-      <w:r>
-        <w:rPr>
-          <w:color w:val="282C34"/>
-          <w:sz w:val="21"/>
-        </w:rPr>
-        <w:t xml:space="preserve">). Independent gate terminals allow asymmetric control and high </w:t>
-      </w:r>
-      <w:r>
-        <w:rPr>
-          <w:i/>
-          <w:color w:val="145AA0"/>
-          <w:sz w:val="21"/>
-        </w:rPr>
-        <w:t>dv/dt</w:t>
-      </w:r>
-      <w:r>
-        <w:rPr>
-          <w:color w:val="282C34"/>
-          <w:sz w:val="21"/>
-        </w:rPr>
-        <w:t xml:space="preserve"> immunity.</w:t>
+        <w:t>: Dominates high-power industrial systems (&gt; 1 kW ... 500 kW). Independent gate terminals allow asymmetric control and high dv/dt immunity.</w:t>
       </w:r>
     </w:p>
     <w:p>
@@ -1939,22 +1753,7 @@
           <w:color w:val="282C34"/>
           <w:sz w:val="21"/>
         </w:rPr>
-        <w:t>: Integrated bidirectional semiconductor switch used in low-to-medium power consumer applications (</w:t>
-      </w:r>
-      <w:r>
-        <w:rPr>
-          <w:i/>
-          <w:color w:val="145AA0"/>
-          <w:sz w:val="21"/>
-        </w:rPr>
-        <w:t>&lt; 2\,kW</w:t>
-      </w:r>
-      <w:r>
-        <w:rPr>
-          <w:color w:val="282C34"/>
-          <w:sz w:val="21"/>
-        </w:rPr>
-        <w:t>, such as ceiling fan speed regulators and incandescent lamp dimmers).</w:t>
+        <w:t>: Integrated bidirectional semiconductor switch used in low-to-medium power consumer applications (&lt; 2 kW, such as ceiling fan speed regulators and incandescent lamp dimmers).</w:t>
       </w:r>
     </w:p>
     <w:p>
@@ -2090,37 +1889,7 @@
           <w:color w:val="282C34"/>
           <w:sz w:val="21"/>
         </w:rPr>
-        <w:t xml:space="preserve">In Phase Angle Control, gate pulses are delayed by firing angle </w:t>
-      </w:r>
-      <w:r>
-        <w:rPr>
-          <w:i/>
-          <w:color w:val="145AA0"/>
-          <w:sz w:val="21"/>
-        </w:rPr>
-        <w:t>\alpha</w:t>
-      </w:r>
-      <w:r>
-        <w:rPr>
-          <w:color w:val="282C34"/>
-          <w:sz w:val="21"/>
-        </w:rPr>
-        <w:t xml:space="preserve"> (</w:t>
-      </w:r>
-      <w:r>
-        <w:rPr>
-          <w:i/>
-          <w:color w:val="145AA0"/>
-          <w:sz w:val="21"/>
-        </w:rPr>
-        <w:t>0 ≤ \alpha ≤ \pi</w:t>
-      </w:r>
-      <w:r>
-        <w:rPr>
-          <w:color w:val="282C34"/>
-          <w:sz w:val="21"/>
-        </w:rPr>
-        <w:t>) relative to the AC line zero crossings:</w:t>
+        <w:t>In Phase Angle Control, gate pulses are delayed by firing angle α (0 &lt;= α &lt;= π) relative to the AC line zero crossings:</w:t>
       </w:r>
     </w:p>
     <w:p>
@@ -2133,24 +1902,7 @@
           <w:color w:val="4682B4"/>
           <w:sz w:val="24"/>
         </w:rPr>
-        <w:t>3.1 Resistive Load (</w:t>
-      </w:r>
-      <w:r>
-        <w:rPr>
-          <w:b/>
-          <w:i/>
-          <w:color w:val="145AA0"/>
-          <w:sz w:val="24"/>
-        </w:rPr>
-        <w:t>R</w:t>
-      </w:r>
-      <w:r>
-        <w:rPr>
-          <w:b/>
-          <w:color w:val="4682B4"/>
-          <w:sz w:val="24"/>
-        </w:rPr>
-        <w:t>):</w:t>
+        <w:t>3.1 Resistive Load (R):</w:t>
       </w:r>
     </w:p>
     <w:p>
@@ -2176,22 +1928,7 @@
           <w:color w:val="282C34"/>
           <w:sz w:val="21"/>
         </w:rPr>
-        <w:t xml:space="preserve">Conduction angle per half-cycle: </w:t>
-      </w:r>
-      <w:r>
-        <w:rPr>
-          <w:i/>
-          <w:color w:val="145AA0"/>
-          <w:sz w:val="21"/>
-        </w:rPr>
-        <w:t>\theta_{cond = \pi - \alpha</w:t>
-      </w:r>
-      <w:r>
-        <w:rPr>
-          <w:color w:val="282C34"/>
-          <w:sz w:val="21"/>
-        </w:rPr>
-        <w:t>.</w:t>
+        <w:t>Conduction angle per half-cycle: θ_cond = π - α.</w:t>
       </w:r>
     </w:p>
     <w:p>
@@ -2206,7 +1943,7 @@
           <w:color w:val="282C34"/>
           <w:sz w:val="21"/>
         </w:rPr>
-        <w:t>RMS Output Voltage ($V_{o,rms}$)</w:t>
+        <w:t>RMS Output Voltage (V_o,rms)</w:t>
       </w:r>
       <w:r>
         <w:rPr>
@@ -2216,32 +1953,50 @@
         <w:t>:</w:t>
       </w:r>
     </w:p>
-    <w:p>
-      <w:pPr>
-        <w:spacing w:after="80"/>
-      </w:pPr>
-      <w:r>
-        <w:rPr>
-          <w:i/>
-          <w:color w:val="145AA0"/>
-          <w:sz w:val="21"/>
-        </w:rPr>
-      </w:r>
-      <w:r>
-        <w:rPr>
-          <w:color w:val="282C34"/>
-          <w:sz w:val="21"/>
-        </w:rPr>
-        <w:t>V_{o,rms} = \sqrt{\frac{1}{\pi} \int_{\alpha}^{\pi} \left( V_m \sin \omega t \right)^2 d(\omega t)} = V_{in,rms} \cdot \sqrt{\frac{1}{\pi} \left( \pi - \alpha + \frac{\sin(2\alpha)}{2} \right)}</w:t>
-      </w:r>
-      <w:r>
-        <w:rPr>
-          <w:i/>
-          <w:color w:val="145AA0"/>
-          <w:sz w:val="21"/>
-        </w:rPr>
-      </w:r>
-    </w:p>
+    <w:tbl>
+      <w:tblPr>
+        <w:tblW w:type="auto" w:w="0"/>
+        <w:jc w:val="center"/>
+        <w:tblLook w:firstColumn="1" w:firstRow="1" w:lastColumn="0" w:lastRow="0" w:noHBand="0" w:noVBand="1" w:val="04A0"/>
+      </w:tblPr>
+      <w:tblGrid>
+        <w:gridCol w:w="9792"/>
+      </w:tblGrid>
+      <w:tr>
+        <w:tc>
+          <w:tcPr>
+            <w:tcW w:type="dxa" w:w="9792"/>
+            <w:shd w:fill="F5F6F8"/>
+            <w:tcMar>
+              <w:top w:w="80" w:type="dxa"/>
+              <w:bottom w:w="80" w:type="dxa"/>
+              <w:left w:w="140" w:type="dxa"/>
+              <w:right w:w="140" w:type="dxa"/>
+            </w:tcMar>
+            <w:tcBorders>
+              <w:left w:val="single" w:sz="18" w:space="0" w:color="CBD5E0"/>
+              <w:top w:val="none"/>
+              <w:right w:val="none"/>
+              <w:bottom w:val="none"/>
+            </w:tcBorders>
+          </w:tcPr>
+          <w:p>
+            <w:pPr>
+              <w:spacing w:line="240" w:lineRule="auto" w:after="0"/>
+            </w:pPr>
+            <w:r>
+              <w:rPr>
+                <w:rFonts w:ascii="Consolas" w:hAnsi="Consolas"/>
+                <w:color w:val="2D3748"/>
+                <w:sz w:val="18"/>
+              </w:rPr>
+              <w:t>V_o,rms = sqrt(1 / π Integral(α to π) ( V_m sin ω t )^2 d(ω t)) = V_in,rms * sqrt(1 / π ( π - α + sin(2α) / 2 ))</w:t>
+            </w:r>
+          </w:p>
+        </w:tc>
+      </w:tr>
+    </w:tbl>
+    <w:p/>
     <w:p>
       <w:pPr>
         <w:pStyle w:val="ListBullet"/>
@@ -2254,7 +2009,7 @@
           <w:color w:val="282C34"/>
           <w:sz w:val="21"/>
         </w:rPr>
-        <w:t>Output Power ($P_o$)</w:t>
+        <w:t>Output Power (P_o)</w:t>
       </w:r>
       <w:r>
         <w:rPr>
@@ -2264,32 +2019,50 @@
         <w:t>:</w:t>
       </w:r>
     </w:p>
-    <w:p>
-      <w:pPr>
-        <w:spacing w:after="80"/>
-      </w:pPr>
-      <w:r>
-        <w:rPr>
-          <w:i/>
-          <w:color w:val="145AA0"/>
-          <w:sz w:val="21"/>
-        </w:rPr>
-      </w:r>
-      <w:r>
-        <w:rPr>
-          <w:color w:val="282C34"/>
-          <w:sz w:val="21"/>
-        </w:rPr>
-        <w:t>P_o = \frac{V_{o,rms}^2}{R} = \frac{V_{in,rms}^2}{R} \cdot \frac{1}{\pi} \left( \pi - \alpha + \frac{\sin(2\alpha)}{2} \right)</w:t>
-      </w:r>
-      <w:r>
-        <w:rPr>
-          <w:i/>
-          <w:color w:val="145AA0"/>
-          <w:sz w:val="21"/>
-        </w:rPr>
-      </w:r>
-    </w:p>
+    <w:tbl>
+      <w:tblPr>
+        <w:tblW w:type="auto" w:w="0"/>
+        <w:jc w:val="center"/>
+        <w:tblLook w:firstColumn="1" w:firstRow="1" w:lastColumn="0" w:lastRow="0" w:noHBand="0" w:noVBand="1" w:val="04A0"/>
+      </w:tblPr>
+      <w:tblGrid>
+        <w:gridCol w:w="9792"/>
+      </w:tblGrid>
+      <w:tr>
+        <w:tc>
+          <w:tcPr>
+            <w:tcW w:type="dxa" w:w="9792"/>
+            <w:shd w:fill="F5F6F8"/>
+            <w:tcMar>
+              <w:top w:w="80" w:type="dxa"/>
+              <w:bottom w:w="80" w:type="dxa"/>
+              <w:left w:w="140" w:type="dxa"/>
+              <w:right w:w="140" w:type="dxa"/>
+            </w:tcMar>
+            <w:tcBorders>
+              <w:left w:val="single" w:sz="18" w:space="0" w:color="CBD5E0"/>
+              <w:top w:val="none"/>
+              <w:right w:val="none"/>
+              <w:bottom w:val="none"/>
+            </w:tcBorders>
+          </w:tcPr>
+          <w:p>
+            <w:pPr>
+              <w:spacing w:line="240" w:lineRule="auto" w:after="0"/>
+            </w:pPr>
+            <w:r>
+              <w:rPr>
+                <w:rFonts w:ascii="Consolas" w:hAnsi="Consolas"/>
+                <w:color w:val="2D3748"/>
+                <w:sz w:val="18"/>
+              </w:rPr>
+              <w:t>P_o = V_o,rms^2 / R = V_in,rms^2 / R * 1 / π ( π - α + sin(2α) / 2 )</w:t>
+            </w:r>
+          </w:p>
+        </w:tc>
+      </w:tr>
+    </w:tbl>
+    <w:p/>
     <w:p>
       <w:pPr>
         <w:pStyle w:val="ListBullet"/>
@@ -2302,7 +2075,7 @@
           <w:color w:val="282C34"/>
           <w:sz w:val="21"/>
         </w:rPr>
-        <w:t>Input Power Factor ($\text{PF}$)</w:t>
+        <w:t>Input Power Factor (PF)</w:t>
       </w:r>
       <w:r>
         <w:rPr>
@@ -2312,32 +2085,50 @@
         <w:t>:</w:t>
       </w:r>
     </w:p>
-    <w:p>
-      <w:pPr>
-        <w:spacing w:after="80"/>
-      </w:pPr>
-      <w:r>
-        <w:rPr>
-          <w:i/>
-          <w:color w:val="145AA0"/>
-          <w:sz w:val="21"/>
-        </w:rPr>
-      </w:r>
-      <w:r>
-        <w:rPr>
-          <w:color w:val="282C34"/>
-          <w:sz w:val="21"/>
-        </w:rPr>
-        <w:t>\text{PF} = \frac{P_o}{S} = \frac{V_{o,rms} \cdot I_{o,rms}}{V_{in,rms} \cdot I_{in,rms}} = \frac{V_{o,rms}}{V_{in,rms}} = \sqrt{\frac{1}{\pi} \left( \pi - \alpha + \frac{\sin(2\alpha)}{2} \right)}</w:t>
-      </w:r>
-      <w:r>
-        <w:rPr>
-          <w:i/>
-          <w:color w:val="145AA0"/>
-          <w:sz w:val="21"/>
-        </w:rPr>
-      </w:r>
-    </w:p>
+    <w:tbl>
+      <w:tblPr>
+        <w:tblW w:type="auto" w:w="0"/>
+        <w:jc w:val="center"/>
+        <w:tblLook w:firstColumn="1" w:firstRow="1" w:lastColumn="0" w:lastRow="0" w:noHBand="0" w:noVBand="1" w:val="04A0"/>
+      </w:tblPr>
+      <w:tblGrid>
+        <w:gridCol w:w="9792"/>
+      </w:tblGrid>
+      <w:tr>
+        <w:tc>
+          <w:tcPr>
+            <w:tcW w:type="dxa" w:w="9792"/>
+            <w:shd w:fill="F5F6F8"/>
+            <w:tcMar>
+              <w:top w:w="80" w:type="dxa"/>
+              <w:bottom w:w="80" w:type="dxa"/>
+              <w:left w:w="140" w:type="dxa"/>
+              <w:right w:w="140" w:type="dxa"/>
+            </w:tcMar>
+            <w:tcBorders>
+              <w:left w:val="single" w:sz="18" w:space="0" w:color="CBD5E0"/>
+              <w:top w:val="none"/>
+              <w:right w:val="none"/>
+              <w:bottom w:val="none"/>
+            </w:tcBorders>
+          </w:tcPr>
+          <w:p>
+            <w:pPr>
+              <w:spacing w:line="240" w:lineRule="auto" w:after="0"/>
+            </w:pPr>
+            <w:r>
+              <w:rPr>
+                <w:rFonts w:ascii="Consolas" w:hAnsi="Consolas"/>
+                <w:color w:val="2D3748"/>
+                <w:sz w:val="18"/>
+              </w:rPr>
+              <w:t>PF = P_o / S = (V_o,rms * I_o,rms) / (V_in,rms * I_in,rms) = V_o,rms / V_in,rms = sqrt(1 / π ( π - α + sin(2α) / 2 ))</w:t>
+            </w:r>
+          </w:p>
+        </w:tc>
+      </w:tr>
+    </w:tbl>
+    <w:p/>
     <w:p>
       <w:pPr>
         <w:spacing w:before="160" w:after="80"/>
@@ -2348,24 +2139,7 @@
           <w:color w:val="4682B4"/>
           <w:sz w:val="24"/>
         </w:rPr>
-        <w:t>3.2 Inductive Load (</w:t>
-      </w:r>
-      <w:r>
-        <w:rPr>
-          <w:b/>
-          <w:i/>
-          <w:color w:val="145AA0"/>
-          <w:sz w:val="24"/>
-        </w:rPr>
-        <w:t>R-L</w:t>
-      </w:r>
-      <w:r>
-        <w:rPr>
-          <w:b/>
-          <w:color w:val="4682B4"/>
-          <w:sz w:val="24"/>
-        </w:rPr>
-        <w:t xml:space="preserve"> Load):</w:t>
+        <w:t>3.2 Inductive Load (R-L Load):</w:t>
       </w:r>
     </w:p>
     <w:p>
@@ -2380,32 +2154,50 @@
         <w:t>Inductive loads (such as induction motors) delay the current decay. The load impedance angle is:</w:t>
       </w:r>
     </w:p>
-    <w:p>
-      <w:pPr>
-        <w:spacing w:after="80"/>
-      </w:pPr>
-      <w:r>
-        <w:rPr>
-          <w:i/>
-          <w:color w:val="145AA0"/>
-          <w:sz w:val="21"/>
-        </w:rPr>
-      </w:r>
-      <w:r>
-        <w:rPr>
-          <w:color w:val="282C34"/>
-          <w:sz w:val="21"/>
-        </w:rPr>
-        <w:t>\phi = \arctan\left(\frac{\omega L}{R}\right)</w:t>
-      </w:r>
-      <w:r>
-        <w:rPr>
-          <w:i/>
-          <w:color w:val="145AA0"/>
-          <w:sz w:val="21"/>
-        </w:rPr>
-      </w:r>
-    </w:p>
+    <w:tbl>
+      <w:tblPr>
+        <w:tblW w:type="auto" w:w="0"/>
+        <w:jc w:val="center"/>
+        <w:tblLook w:firstColumn="1" w:firstRow="1" w:lastColumn="0" w:lastRow="0" w:noHBand="0" w:noVBand="1" w:val="04A0"/>
+      </w:tblPr>
+      <w:tblGrid>
+        <w:gridCol w:w="9792"/>
+      </w:tblGrid>
+      <w:tr>
+        <w:tc>
+          <w:tcPr>
+            <w:tcW w:type="dxa" w:w="9792"/>
+            <w:shd w:fill="F5F6F8"/>
+            <w:tcMar>
+              <w:top w:w="80" w:type="dxa"/>
+              <w:bottom w:w="80" w:type="dxa"/>
+              <w:left w:w="140" w:type="dxa"/>
+              <w:right w:w="140" w:type="dxa"/>
+            </w:tcMar>
+            <w:tcBorders>
+              <w:left w:val="single" w:sz="18" w:space="0" w:color="CBD5E0"/>
+              <w:top w:val="none"/>
+              <w:right w:val="none"/>
+              <w:bottom w:val="none"/>
+            </w:tcBorders>
+          </w:tcPr>
+          <w:p>
+            <w:pPr>
+              <w:spacing w:line="240" w:lineRule="auto" w:after="0"/>
+            </w:pPr>
+            <w:r>
+              <w:rPr>
+                <w:rFonts w:ascii="Consolas" w:hAnsi="Consolas"/>
+                <w:color w:val="2D3748"/>
+                <w:sz w:val="18"/>
+              </w:rPr>
+              <w:t>φ = arctan((ω L) / R)</w:t>
+            </w:r>
+          </w:p>
+        </w:tc>
+      </w:tr>
+    </w:tbl>
+    <w:p/>
     <w:p>
       <w:pPr>
         <w:pStyle w:val="ListBullet"/>
@@ -2417,37 +2209,7 @@
           <w:color w:val="282C34"/>
           <w:sz w:val="21"/>
         </w:rPr>
-        <w:t xml:space="preserve">When thyristor </w:t>
-      </w:r>
-      <w:r>
-        <w:rPr>
-          <w:i/>
-          <w:color w:val="145AA0"/>
-          <w:sz w:val="21"/>
-        </w:rPr>
-        <w:t>T_1</w:t>
-      </w:r>
-      <w:r>
-        <w:rPr>
-          <w:color w:val="282C34"/>
-          <w:sz w:val="21"/>
-        </w:rPr>
-        <w:t xml:space="preserve"> is fired at angle </w:t>
-      </w:r>
-      <w:r>
-        <w:rPr>
-          <w:i/>
-          <w:color w:val="145AA0"/>
-          <w:sz w:val="21"/>
-        </w:rPr>
-        <w:t>\alpha</w:t>
-      </w:r>
-      <w:r>
-        <w:rPr>
-          <w:color w:val="282C34"/>
-          <w:sz w:val="21"/>
-        </w:rPr>
-        <w:t xml:space="preserve">, current continues to flow </w:t>
+        <w:t xml:space="preserve">When thyristor T_1 is fired at angle α, current continues to flow </w:t>
       </w:r>
       <w:r>
         <w:rPr>
@@ -2455,57 +2217,60 @@
           <w:color w:val="282C34"/>
           <w:sz w:val="21"/>
         </w:rPr>
-        <w:t>past the voltage zero-crossing ($\pi$)</w:t>
+        <w:t>past the voltage zero-crossing (π)</w:t>
       </w:r>
       <w:r>
         <w:rPr>
           <w:color w:val="282C34"/>
           <w:sz w:val="21"/>
         </w:rPr>
-        <w:t xml:space="preserve"> due to stored magnetic field energy in </w:t>
-      </w:r>
-      <w:r>
-        <w:rPr>
-          <w:i/>
-          <w:color w:val="145AA0"/>
-          <w:sz w:val="21"/>
-        </w:rPr>
-        <w:t>L</w:t>
-      </w:r>
-      <w:r>
-        <w:rPr>
-          <w:color w:val="282C34"/>
-          <w:sz w:val="21"/>
-        </w:rPr>
-        <w:t>:</w:t>
+        <w:t xml:space="preserve"> due to stored magnetic field energy in L:</w:t>
       </w:r>
     </w:p>
-    <w:p>
-      <w:pPr>
-        <w:spacing w:after="80"/>
-      </w:pPr>
-      <w:r>
-        <w:rPr>
-          <w:i/>
-          <w:color w:val="145AA0"/>
-          <w:sz w:val="21"/>
-        </w:rPr>
-      </w:r>
-      <w:r>
-        <w:rPr>
-          <w:color w:val="282C34"/>
-          <w:sz w:val="21"/>
-        </w:rPr>
-        <w:t>i_o(\omega t) = \frac{V_m}{Z} \left[ \sin(\omega t - \phi) - \sin(\alpha - \phi) \cdot e^{-\frac{R}{\omega L} (\omega t - \alpha)} \right]</w:t>
-      </w:r>
-      <w:r>
-        <w:rPr>
-          <w:i/>
-          <w:color w:val="145AA0"/>
-          <w:sz w:val="21"/>
-        </w:rPr>
-      </w:r>
-    </w:p>
+    <w:tbl>
+      <w:tblPr>
+        <w:tblW w:type="auto" w:w="0"/>
+        <w:jc w:val="center"/>
+        <w:tblLook w:firstColumn="1" w:firstRow="1" w:lastColumn="0" w:lastRow="0" w:noHBand="0" w:noVBand="1" w:val="04A0"/>
+      </w:tblPr>
+      <w:tblGrid>
+        <w:gridCol w:w="9792"/>
+      </w:tblGrid>
+      <w:tr>
+        <w:tc>
+          <w:tcPr>
+            <w:tcW w:type="dxa" w:w="9792"/>
+            <w:shd w:fill="F5F6F8"/>
+            <w:tcMar>
+              <w:top w:w="80" w:type="dxa"/>
+              <w:bottom w:w="80" w:type="dxa"/>
+              <w:left w:w="140" w:type="dxa"/>
+              <w:right w:w="140" w:type="dxa"/>
+            </w:tcMar>
+            <w:tcBorders>
+              <w:left w:val="single" w:sz="18" w:space="0" w:color="CBD5E0"/>
+              <w:top w:val="none"/>
+              <w:right w:val="none"/>
+              <w:bottom w:val="none"/>
+            </w:tcBorders>
+          </w:tcPr>
+          <w:p>
+            <w:pPr>
+              <w:spacing w:line="240" w:lineRule="auto" w:after="0"/>
+            </w:pPr>
+            <w:r>
+              <w:rPr>
+                <w:rFonts w:ascii="Consolas" w:hAnsi="Consolas"/>
+                <w:color w:val="2D3748"/>
+                <w:sz w:val="18"/>
+              </w:rPr>
+              <w:t>i_o(ω t) = V_m / Z [ sin(ω t - φ) - sin(α - φ) * e^-R / (ω L) (ω t - α) ]</w:t>
+            </w:r>
+          </w:p>
+        </w:tc>
+      </w:tr>
+    </w:tbl>
+    <w:p/>
     <w:p>
       <w:pPr>
         <w:pStyle w:val="ListBullet"/>
@@ -2525,57 +2290,60 @@
           <w:color w:val="282C34"/>
           <w:sz w:val="21"/>
         </w:rPr>
-        <w:t>Extinction Angle ($\beta$)</w:t>
+        <w:t>Extinction Angle (β)</w:t>
       </w:r>
       <w:r>
         <w:rPr>
           <w:color w:val="282C34"/>
           <w:sz w:val="21"/>
         </w:rPr>
-        <w:t xml:space="preserve">, where </w:t>
-      </w:r>
-      <w:r>
-        <w:rPr>
-          <w:i/>
-          <w:color w:val="145AA0"/>
-          <w:sz w:val="21"/>
-        </w:rPr>
-        <w:t>i_o(\beta) = 0</w:t>
-      </w:r>
-      <w:r>
-        <w:rPr>
-          <w:color w:val="282C34"/>
-          <w:sz w:val="21"/>
-        </w:rPr>
-        <w:t>:</w:t>
+        <w:t>, where i_o(β) = 0:</w:t>
       </w:r>
     </w:p>
-    <w:p>
-      <w:pPr>
-        <w:spacing w:after="80"/>
-      </w:pPr>
-      <w:r>
-        <w:rPr>
-          <w:i/>
-          <w:color w:val="145AA0"/>
-          <w:sz w:val="21"/>
-        </w:rPr>
-      </w:r>
-      <w:r>
-        <w:rPr>
-          <w:color w:val="282C34"/>
-          <w:sz w:val="21"/>
-        </w:rPr>
-        <w:t>\sin(\beta - \phi) = \sin(\alpha - \phi) \cdot e^{-\frac{R}{\omega L} (\beta - \alpha)}</w:t>
-      </w:r>
-      <w:r>
-        <w:rPr>
-          <w:i/>
-          <w:color w:val="145AA0"/>
-          <w:sz w:val="21"/>
-        </w:rPr>
-      </w:r>
-    </w:p>
+    <w:tbl>
+      <w:tblPr>
+        <w:tblW w:type="auto" w:w="0"/>
+        <w:jc w:val="center"/>
+        <w:tblLook w:firstColumn="1" w:firstRow="1" w:lastColumn="0" w:lastRow="0" w:noHBand="0" w:noVBand="1" w:val="04A0"/>
+      </w:tblPr>
+      <w:tblGrid>
+        <w:gridCol w:w="9792"/>
+      </w:tblGrid>
+      <w:tr>
+        <w:tc>
+          <w:tcPr>
+            <w:tcW w:type="dxa" w:w="9792"/>
+            <w:shd w:fill="F5F6F8"/>
+            <w:tcMar>
+              <w:top w:w="80" w:type="dxa"/>
+              <w:bottom w:w="80" w:type="dxa"/>
+              <w:left w:w="140" w:type="dxa"/>
+              <w:right w:w="140" w:type="dxa"/>
+            </w:tcMar>
+            <w:tcBorders>
+              <w:left w:val="single" w:sz="18" w:space="0" w:color="CBD5E0"/>
+              <w:top w:val="none"/>
+              <w:right w:val="none"/>
+              <w:bottom w:val="none"/>
+            </w:tcBorders>
+          </w:tcPr>
+          <w:p>
+            <w:pPr>
+              <w:spacing w:line="240" w:lineRule="auto" w:after="0"/>
+            </w:pPr>
+            <w:r>
+              <w:rPr>
+                <w:rFonts w:ascii="Consolas" w:hAnsi="Consolas"/>
+                <w:color w:val="2D3748"/>
+                <w:sz w:val="18"/>
+              </w:rPr>
+              <w:t>sin(β - φ) = sin(α - φ) * e^-R / (ω L) (β - α)</w:t>
+            </w:r>
+          </w:p>
+        </w:tc>
+      </w:tr>
+    </w:tbl>
+    <w:p/>
     <w:p>
       <w:pPr>
         <w:pStyle w:val="ListBullet"/>
@@ -2587,22 +2355,7 @@
           <w:color w:val="282C34"/>
           <w:sz w:val="21"/>
         </w:rPr>
-        <w:t xml:space="preserve">Total conduction angle is </w:t>
-      </w:r>
-      <w:r>
-        <w:rPr>
-          <w:i/>
-          <w:color w:val="145AA0"/>
-          <w:sz w:val="21"/>
-        </w:rPr>
-        <w:t>\gamma = \beta - \alpha</w:t>
-      </w:r>
-      <w:r>
-        <w:rPr>
-          <w:color w:val="282C34"/>
-          <w:sz w:val="21"/>
-        </w:rPr>
-        <w:t>.</w:t>
+        <w:t>Total conduction angle is γ = β - α.</w:t>
       </w:r>
     </w:p>
     <w:p>
@@ -2615,24 +2368,7 @@
           <w:color w:val="282C34"/>
           <w:sz w:val="22"/>
         </w:rPr>
-        <w:t>Critical Operational Rule for R-L Loads (</w:t>
-      </w:r>
-      <w:r>
-        <w:rPr>
-          <w:b/>
-          <w:i/>
-          <w:color w:val="145AA0"/>
-          <w:sz w:val="22"/>
-        </w:rPr>
-        <w:t>\alpha ≥ \phi</w:t>
-      </w:r>
-      <w:r>
-        <w:rPr>
-          <w:b/>
-          <w:color w:val="282C34"/>
-          <w:sz w:val="22"/>
-        </w:rPr>
-        <w:t>):</w:t>
+        <w:t>Critical Operational Rule for R-L Loads (α &gt;= φ):</w:t>
       </w:r>
     </w:p>
     <w:p>
@@ -2644,22 +2380,7 @@
           <w:color w:val="282C34"/>
           <w:sz w:val="21"/>
         </w:rPr>
-        <w:t>If the firing angle is chosen smaller than the load impedance angle (</w:t>
-      </w:r>
-      <w:r>
-        <w:rPr>
-          <w:i/>
-          <w:color w:val="145AA0"/>
-          <w:sz w:val="21"/>
-        </w:rPr>
-        <w:t>\alpha &lt; \phi</w:t>
-      </w:r>
-      <w:r>
-        <w:rPr>
-          <w:color w:val="282C34"/>
-          <w:sz w:val="21"/>
-        </w:rPr>
-        <w:t>):</w:t>
+        <w:t>If the firing angle is chosen smaller than the load impedance angle (α &lt; φ):</w:t>
       </w:r>
     </w:p>
     <w:p>
@@ -2712,32 +2433,50 @@
         <w:t>: The firing angle must satisfy:</w:t>
       </w:r>
     </w:p>
-    <w:p>
-      <w:pPr>
-        <w:spacing w:after="80"/>
-      </w:pPr>
-      <w:r>
-        <w:rPr>
-          <w:i/>
-          <w:color w:val="145AA0"/>
-          <w:sz w:val="21"/>
-        </w:rPr>
-      </w:r>
-      <w:r>
-        <w:rPr>
-          <w:color w:val="282C34"/>
-          <w:sz w:val="21"/>
-        </w:rPr>
-        <w:t>\alpha \ge \phi</w:t>
-      </w:r>
-      <w:r>
-        <w:rPr>
-          <w:i/>
-          <w:color w:val="145AA0"/>
-          <w:sz w:val="21"/>
-        </w:rPr>
-      </w:r>
-    </w:p>
+    <w:tbl>
+      <w:tblPr>
+        <w:tblW w:type="auto" w:w="0"/>
+        <w:jc w:val="center"/>
+        <w:tblLook w:firstColumn="1" w:firstRow="1" w:lastColumn="0" w:lastRow="0" w:noHBand="0" w:noVBand="1" w:val="04A0"/>
+      </w:tblPr>
+      <w:tblGrid>
+        <w:gridCol w:w="9792"/>
+      </w:tblGrid>
+      <w:tr>
+        <w:tc>
+          <w:tcPr>
+            <w:tcW w:type="dxa" w:w="9792"/>
+            <w:shd w:fill="F5F6F8"/>
+            <w:tcMar>
+              <w:top w:w="80" w:type="dxa"/>
+              <w:bottom w:w="80" w:type="dxa"/>
+              <w:left w:w="140" w:type="dxa"/>
+              <w:right w:w="140" w:type="dxa"/>
+            </w:tcMar>
+            <w:tcBorders>
+              <w:left w:val="single" w:sz="18" w:space="0" w:color="CBD5E0"/>
+              <w:top w:val="none"/>
+              <w:right w:val="none"/>
+              <w:bottom w:val="none"/>
+            </w:tcBorders>
+          </w:tcPr>
+          <w:p>
+            <w:pPr>
+              <w:spacing w:line="240" w:lineRule="auto" w:after="0"/>
+            </w:pPr>
+            <w:r>
+              <w:rPr>
+                <w:rFonts w:ascii="Consolas" w:hAnsi="Consolas"/>
+                <w:color w:val="2D3748"/>
+                <w:sz w:val="18"/>
+              </w:rPr>
+              <w:t>α &gt;= φ</w:t>
+            </w:r>
+          </w:p>
+        </w:tc>
+      </w:tr>
+    </w:tbl>
+    <w:p/>
     <w:p>
       <w:pPr>
         <w:spacing w:before="80" w:after="80"/>
@@ -2797,15 +2536,7 @@
           <w:color w:val="282C34"/>
           <w:sz w:val="21"/>
         </w:rPr>
-        <w:t xml:space="preserve">Number of conduction cycles: </w:t>
-      </w:r>
-      <w:r>
-        <w:rPr>
-          <w:i/>
-          <w:color w:val="145AA0"/>
-          <w:sz w:val="21"/>
-        </w:rPr>
-        <w:t>n</w:t>
+        <w:t>Number of conduction cycles: n</w:t>
       </w:r>
     </w:p>
     <w:p>
@@ -2819,15 +2550,7 @@
           <w:color w:val="282C34"/>
           <w:sz w:val="21"/>
         </w:rPr>
-        <w:t xml:space="preserve">Number of idle cycles: </w:t>
-      </w:r>
-      <w:r>
-        <w:rPr>
-          <w:i/>
-          <w:color w:val="145AA0"/>
-          <w:sz w:val="21"/>
-        </w:rPr>
-        <w:t>m</w:t>
+        <w:t>Number of idle cycles: m</w:t>
       </w:r>
     </w:p>
     <w:p>
@@ -2841,15 +2564,7 @@
           <w:color w:val="282C34"/>
           <w:sz w:val="21"/>
         </w:rPr>
-        <w:t xml:space="preserve">Control Period: </w:t>
-      </w:r>
-      <w:r>
-        <w:rPr>
-          <w:i/>
-          <w:color w:val="145AA0"/>
-          <w:sz w:val="21"/>
-        </w:rPr>
-        <w:t>T_c = (n + m) \cdot T_{line</w:t>
+        <w:t>Control Period: T_c = (n + m) * T_line</w:t>
       </w:r>
     </w:p>
     <w:p>
@@ -2863,15 +2578,7 @@
           <w:color w:val="282C34"/>
           <w:sz w:val="21"/>
         </w:rPr>
-        <w:t xml:space="preserve">Duty Cycle: </w:t>
-      </w:r>
-      <w:r>
-        <w:rPr>
-          <w:i/>
-          <w:color w:val="145AA0"/>
-          <w:sz w:val="21"/>
-        </w:rPr>
-        <w:t>k = \frac{n{n + m</w:t>
+        <w:t>Duty Cycle: k = n / (n + m)</w:t>
       </w:r>
     </w:p>
     <w:p>
@@ -2909,32 +2616,50 @@
         <w:t>:</w:t>
       </w:r>
     </w:p>
-    <w:p>
-      <w:pPr>
-        <w:spacing w:after="80"/>
-      </w:pPr>
-      <w:r>
-        <w:rPr>
-          <w:i/>
-          <w:color w:val="145AA0"/>
-          <w:sz w:val="21"/>
-        </w:rPr>
-      </w:r>
-      <w:r>
-        <w:rPr>
-          <w:color w:val="282C34"/>
-          <w:sz w:val="21"/>
-        </w:rPr>
-        <w:t>V_{o,rms} = V_{in,rms} \cdot \sqrt{k} = V_{in,rms} \cdot \sqrt{\frac{n}{n + m}}</w:t>
-      </w:r>
-      <w:r>
-        <w:rPr>
-          <w:i/>
-          <w:color w:val="145AA0"/>
-          <w:sz w:val="21"/>
-        </w:rPr>
-      </w:r>
-    </w:p>
+    <w:tbl>
+      <w:tblPr>
+        <w:tblW w:type="auto" w:w="0"/>
+        <w:jc w:val="center"/>
+        <w:tblLook w:firstColumn="1" w:firstRow="1" w:lastColumn="0" w:lastRow="0" w:noHBand="0" w:noVBand="1" w:val="04A0"/>
+      </w:tblPr>
+      <w:tblGrid>
+        <w:gridCol w:w="9792"/>
+      </w:tblGrid>
+      <w:tr>
+        <w:tc>
+          <w:tcPr>
+            <w:tcW w:type="dxa" w:w="9792"/>
+            <w:shd w:fill="F5F6F8"/>
+            <w:tcMar>
+              <w:top w:w="80" w:type="dxa"/>
+              <w:bottom w:w="80" w:type="dxa"/>
+              <w:left w:w="140" w:type="dxa"/>
+              <w:right w:w="140" w:type="dxa"/>
+            </w:tcMar>
+            <w:tcBorders>
+              <w:left w:val="single" w:sz="18" w:space="0" w:color="CBD5E0"/>
+              <w:top w:val="none"/>
+              <w:right w:val="none"/>
+              <w:bottom w:val="none"/>
+            </w:tcBorders>
+          </w:tcPr>
+          <w:p>
+            <w:pPr>
+              <w:spacing w:line="240" w:lineRule="auto" w:after="0"/>
+            </w:pPr>
+            <w:r>
+              <w:rPr>
+                <w:rFonts w:ascii="Consolas" w:hAnsi="Consolas"/>
+                <w:color w:val="2D3748"/>
+                <w:sz w:val="18"/>
+              </w:rPr>
+              <w:t>V_o,rms = V_in,rms * sqrt(k) = V_in,rms * sqrt(n / (n + m))</w:t>
+            </w:r>
+          </w:p>
+        </w:tc>
+      </w:tr>
+    </w:tbl>
+    <w:p/>
     <w:p>
       <w:pPr>
         <w:pStyle w:val="ListBullet"/>
@@ -2957,32 +2682,50 @@
         <w:t>:</w:t>
       </w:r>
     </w:p>
-    <w:p>
-      <w:pPr>
-        <w:spacing w:after="80"/>
-      </w:pPr>
-      <w:r>
-        <w:rPr>
-          <w:i/>
-          <w:color w:val="145AA0"/>
-          <w:sz w:val="21"/>
-        </w:rPr>
-      </w:r>
-      <w:r>
-        <w:rPr>
-          <w:color w:val="282C34"/>
-          <w:sz w:val="21"/>
-        </w:rPr>
-        <w:t>P = k \cdot P_{max} = \frac{n}{n + m} \cdot \frac{V_{in,rms}^2}{R}</w:t>
-      </w:r>
-      <w:r>
-        <w:rPr>
-          <w:i/>
-          <w:color w:val="145AA0"/>
-          <w:sz w:val="21"/>
-        </w:rPr>
-      </w:r>
-    </w:p>
+    <w:tbl>
+      <w:tblPr>
+        <w:tblW w:type="auto" w:w="0"/>
+        <w:jc w:val="center"/>
+        <w:tblLook w:firstColumn="1" w:firstRow="1" w:lastColumn="0" w:lastRow="0" w:noHBand="0" w:noVBand="1" w:val="04A0"/>
+      </w:tblPr>
+      <w:tblGrid>
+        <w:gridCol w:w="9792"/>
+      </w:tblGrid>
+      <w:tr>
+        <w:tc>
+          <w:tcPr>
+            <w:tcW w:type="dxa" w:w="9792"/>
+            <w:shd w:fill="F5F6F8"/>
+            <w:tcMar>
+              <w:top w:w="80" w:type="dxa"/>
+              <w:bottom w:w="80" w:type="dxa"/>
+              <w:left w:w="140" w:type="dxa"/>
+              <w:right w:w="140" w:type="dxa"/>
+            </w:tcMar>
+            <w:tcBorders>
+              <w:left w:val="single" w:sz="18" w:space="0" w:color="CBD5E0"/>
+              <w:top w:val="none"/>
+              <w:right w:val="none"/>
+              <w:bottom w:val="none"/>
+            </w:tcBorders>
+          </w:tcPr>
+          <w:p>
+            <w:pPr>
+              <w:spacing w:line="240" w:lineRule="auto" w:after="0"/>
+            </w:pPr>
+            <w:r>
+              <w:rPr>
+                <w:rFonts w:ascii="Consolas" w:hAnsi="Consolas"/>
+                <w:color w:val="2D3748"/>
+                <w:sz w:val="18"/>
+              </w:rPr>
+              <w:t>P = k * P_max = n / (n + m) * V_in,rms^2 / R</w:t>
+            </w:r>
+          </w:p>
+        </w:tc>
+      </w:tr>
+    </w:tbl>
+    <w:p/>
     <w:p>
       <w:pPr>
         <w:pStyle w:val="ListBullet"/>
@@ -3005,32 +2748,50 @@
         <w:t>:</w:t>
       </w:r>
     </w:p>
-    <w:p>
-      <w:pPr>
-        <w:spacing w:after="80"/>
-      </w:pPr>
-      <w:r>
-        <w:rPr>
-          <w:i/>
-          <w:color w:val="145AA0"/>
-          <w:sz w:val="21"/>
-        </w:rPr>
-      </w:r>
-      <w:r>
-        <w:rPr>
-          <w:color w:val="282C34"/>
-          <w:sz w:val="21"/>
-        </w:rPr>
-        <w:t>\text{PF} = \sqrt{k} = \sqrt{\frac{n}{n + m}}</w:t>
-      </w:r>
-      <w:r>
-        <w:rPr>
-          <w:i/>
-          <w:color w:val="145AA0"/>
-          <w:sz w:val="21"/>
-        </w:rPr>
-      </w:r>
-    </w:p>
+    <w:tbl>
+      <w:tblPr>
+        <w:tblW w:type="auto" w:w="0"/>
+        <w:jc w:val="center"/>
+        <w:tblLook w:firstColumn="1" w:firstRow="1" w:lastColumn="0" w:lastRow="0" w:noHBand="0" w:noVBand="1" w:val="04A0"/>
+      </w:tblPr>
+      <w:tblGrid>
+        <w:gridCol w:w="9792"/>
+      </w:tblGrid>
+      <w:tr>
+        <w:tc>
+          <w:tcPr>
+            <w:tcW w:type="dxa" w:w="9792"/>
+            <w:shd w:fill="F5F6F8"/>
+            <w:tcMar>
+              <w:top w:w="80" w:type="dxa"/>
+              <w:bottom w:w="80" w:type="dxa"/>
+              <w:left w:w="140" w:type="dxa"/>
+              <w:right w:w="140" w:type="dxa"/>
+            </w:tcMar>
+            <w:tcBorders>
+              <w:left w:val="single" w:sz="18" w:space="0" w:color="CBD5E0"/>
+              <w:top w:val="none"/>
+              <w:right w:val="none"/>
+              <w:bottom w:val="none"/>
+            </w:tcBorders>
+          </w:tcPr>
+          <w:p>
+            <w:pPr>
+              <w:spacing w:line="240" w:lineRule="auto" w:after="0"/>
+            </w:pPr>
+            <w:r>
+              <w:rPr>
+                <w:rFonts w:ascii="Consolas" w:hAnsi="Consolas"/>
+                <w:color w:val="2D3748"/>
+                <w:sz w:val="18"/>
+              </w:rPr>
+              <w:t>PF = sqrt(k) = sqrt(n / (n + m))</w:t>
+            </w:r>
+          </w:p>
+        </w:tc>
+      </w:tr>
+    </w:tbl>
+    <w:p/>
     <w:p>
       <w:pPr>
         <w:spacing w:before="160" w:after="80"/>
@@ -3061,7 +2822,7 @@
           <w:color w:val="282C34"/>
           <w:sz w:val="21"/>
         </w:rPr>
-        <w:t>zero line-voltage crossings ($V = 0$)</w:t>
+        <w:t>zero line-voltage crossings (V = 0)</w:t>
       </w:r>
       <w:r>
         <w:rPr>
@@ -3079,33 +2840,10 @@
       </w:pPr>
       <w:r>
         <w:rPr>
-          <w:i/>
-          <w:color w:val="145AA0"/>
-          <w:sz w:val="21"/>
-        </w:rPr>
-        <w:t>dv/dt = 0</w:t>
-      </w:r>
-      <w:r>
-        <w:rPr>
           <w:color w:val="282C34"/>
           <w:sz w:val="21"/>
         </w:rPr>
-        <w:t xml:space="preserve"> at turn-on </w:t>
-      </w:r>
-      <w:r>
-        <w:rPr>
-          <w:i/>
-          <w:color w:val="145AA0"/>
-          <w:sz w:val="21"/>
-        </w:rPr>
-        <w:t>\implies</w:t>
-      </w:r>
-      <w:r>
-        <w:rPr>
-          <w:color w:val="282C34"/>
-          <w:sz w:val="21"/>
-        </w:rPr>
-        <w:t xml:space="preserve"> </w:t>
+        <w:t xml:space="preserve">dv/dt = 0 at turn-on =&gt; </w:t>
       </w:r>
       <w:r>
         <w:rPr>
@@ -3236,37 +2974,7 @@
           <w:color w:val="282C34"/>
           <w:sz w:val="21"/>
         </w:rPr>
-        <w:t xml:space="preserve">Direct-on-line (DOL) starting draws </w:t>
-      </w:r>
-      <w:r>
-        <w:rPr>
-          <w:i/>
-          <w:color w:val="145AA0"/>
-          <w:sz w:val="21"/>
-        </w:rPr>
-        <w:t>6 \dots 8 ×</w:t>
-      </w:r>
-      <w:r>
-        <w:rPr>
-          <w:color w:val="282C34"/>
-          <w:sz w:val="21"/>
-        </w:rPr>
-        <w:t xml:space="preserve"> rated full-load current (</w:t>
-      </w:r>
-      <w:r>
-        <w:rPr>
-          <w:i/>
-          <w:color w:val="145AA0"/>
-          <w:sz w:val="21"/>
-        </w:rPr>
-        <w:t>I_{FLA</w:t>
-      </w:r>
-      <w:r>
-        <w:rPr>
-          <w:color w:val="282C34"/>
-          <w:sz w:val="21"/>
-        </w:rPr>
-        <w:t>) and induces severe mechanical shock torque.</w:t>
+        <w:t>Direct-on-line (DOL) starting draws 6 ... 8 * rated full-load current (I_FLA) and induces severe mechanical shock torque.</w:t>
       </w:r>
     </w:p>
     <w:p>
@@ -3280,67 +2988,7 @@
           <w:color w:val="282C34"/>
           <w:sz w:val="21"/>
         </w:rPr>
-        <w:t xml:space="preserve">The soft-starter ramps firing angle </w:t>
-      </w:r>
-      <w:r>
-        <w:rPr>
-          <w:i/>
-          <w:color w:val="145AA0"/>
-          <w:sz w:val="21"/>
-        </w:rPr>
-        <w:t>\alpha</w:t>
-      </w:r>
-      <w:r>
-        <w:rPr>
-          <w:color w:val="282C34"/>
-          <w:sz w:val="21"/>
-        </w:rPr>
-        <w:t xml:space="preserve"> smoothly from </w:t>
-      </w:r>
-      <w:r>
-        <w:rPr>
-          <w:i/>
-          <w:color w:val="145AA0"/>
-          <w:sz w:val="21"/>
-        </w:rPr>
-        <w:t>120^\circ</w:t>
-      </w:r>
-      <w:r>
-        <w:rPr>
-          <w:color w:val="282C34"/>
-          <w:sz w:val="21"/>
-        </w:rPr>
-        <w:t xml:space="preserve"> down to </w:t>
-      </w:r>
-      <w:r>
-        <w:rPr>
-          <w:i/>
-          <w:color w:val="145AA0"/>
-          <w:sz w:val="21"/>
-        </w:rPr>
-        <w:t>0^\circ</w:t>
-      </w:r>
-      <w:r>
-        <w:rPr>
-          <w:color w:val="282C34"/>
-          <w:sz w:val="21"/>
-        </w:rPr>
-        <w:t xml:space="preserve"> over </w:t>
-      </w:r>
-      <w:r>
-        <w:rPr>
-          <w:i/>
-          <w:color w:val="145AA0"/>
-          <w:sz w:val="21"/>
-        </w:rPr>
-        <w:t>3 \dots 30\,seconds</w:t>
-      </w:r>
-      <w:r>
-        <w:rPr>
-          <w:color w:val="282C34"/>
-          <w:sz w:val="21"/>
-        </w:rPr>
-        <w:t>.</w:t>
+        <w:t>The soft-starter ramps firing angle α smoothly from 120° down to 0° over 3 ... 30 seconds.</w:t>
       </w:r>
     </w:p>
     <w:p>
@@ -3354,37 +3002,22 @@
           <w:color w:val="282C34"/>
           <w:sz w:val="21"/>
         </w:rPr>
-        <w:t xml:space="preserve">RMS voltage ramps smoothly from </w:t>
+        <w:t xml:space="preserve">RMS voltage ramps smoothly from 30\% </w:t>
       </w:r>
       <w:r>
         <w:rPr>
           <w:i/>
-          <w:color w:val="145AA0"/>
+          <w:color w:val="282C34"/>
           <w:sz w:val="21"/>
         </w:rPr>
-        <w:t>30\% \cdot V_{line</w:t>
+        <w:t xml:space="preserve"> V_line to 100\% </w:t>
       </w:r>
       <w:r>
         <w:rPr>
           <w:color w:val="282C34"/>
           <w:sz w:val="21"/>
         </w:rPr>
-        <w:t xml:space="preserve"> to </w:t>
-      </w:r>
-      <w:r>
-        <w:rPr>
-          <w:i/>
-          <w:color w:val="145AA0"/>
-          <w:sz w:val="21"/>
-        </w:rPr>
-        <w:t>100\% \cdot V_{line</w:t>
-      </w:r>
-      <w:r>
-        <w:rPr>
-          <w:color w:val="282C34"/>
-          <w:sz w:val="21"/>
-        </w:rPr>
-        <w:t>.</w:t>
+        <w:t xml:space="preserve"> V_line.</w:t>
       </w:r>
     </w:p>
     <w:p>
@@ -3398,22 +3031,7 @@
           <w:color w:val="282C34"/>
           <w:sz w:val="21"/>
         </w:rPr>
-        <w:t xml:space="preserve">Inrush current is restricted to </w:t>
-      </w:r>
-      <w:r>
-        <w:rPr>
-          <w:i/>
-          <w:color w:val="145AA0"/>
-          <w:sz w:val="21"/>
-        </w:rPr>
-        <w:t>2.0 \dots 3.0 × I_{FLA</w:t>
-      </w:r>
-      <w:r>
-        <w:rPr>
-          <w:color w:val="282C34"/>
-          <w:sz w:val="21"/>
-        </w:rPr>
-        <w:t>, preventing substation voltage sags.</w:t>
+        <w:t>Inrush current is restricted to 2.0 ... 3.0 * I_FLA, preventing substation voltage sags.</w:t>
       </w:r>
     </w:p>
     <w:p>
@@ -3427,22 +3045,7 @@
           <w:color w:val="282C34"/>
           <w:sz w:val="21"/>
         </w:rPr>
-        <w:t>Once full speed is reached (</w:t>
-      </w:r>
-      <w:r>
-        <w:rPr>
-          <w:i/>
-          <w:color w:val="145AA0"/>
-          <w:sz w:val="21"/>
-        </w:rPr>
-        <w:t>\alpha = 0^\circ</w:t>
-      </w:r>
-      <w:r>
-        <w:rPr>
-          <w:color w:val="282C34"/>
-          <w:sz w:val="21"/>
-        </w:rPr>
-        <w:t xml:space="preserve">), an internal </w:t>
+        <w:t xml:space="preserve">Once full speed is reached (α = 0°), an internal </w:t>
       </w:r>
       <w:r>
         <w:rPr>
@@ -3485,57 +3088,60 @@
           <w:color w:val="282C34"/>
           <w:sz w:val="21"/>
         </w:rPr>
-        <w:t>$dv/dt$ Snubber ($R_s - C_s$)</w:t>
+        <w:t>dv/dt Snubber (R_s - C_s)</w:t>
       </w:r>
       <w:r>
         <w:rPr>
           <w:color w:val="282C34"/>
           <w:sz w:val="21"/>
         </w:rPr>
-        <w:t>: Prevents rapid line transient spikes from capacitively charging the thyristor gate and causing false turn-on (</w:t>
-      </w:r>
-      <w:r>
-        <w:rPr>
-          <w:i/>
-          <w:color w:val="145AA0"/>
-          <w:sz w:val="21"/>
-        </w:rPr>
-        <w:t>dv/dt &gt; 1000\,V/µs</w:t>
-      </w:r>
-      <w:r>
-        <w:rPr>
-          <w:color w:val="282C34"/>
-          <w:sz w:val="21"/>
-        </w:rPr>
-        <w:t>).</w:t>
+        <w:t>: Prevents rapid line transient spikes from capacitively charging the thyristor gate and causing false turn-on (dv/dt &gt; 1000 V/µs).</w:t>
       </w:r>
     </w:p>
-    <w:p>
-      <w:pPr>
-        <w:spacing w:after="80"/>
-      </w:pPr>
-      <w:r>
-        <w:rPr>
-          <w:i/>
-          <w:color w:val="145AA0"/>
-          <w:sz w:val="21"/>
-        </w:rPr>
-      </w:r>
-      <w:r>
-        <w:rPr>
-          <w:color w:val="282C34"/>
-          <w:sz w:val="21"/>
-        </w:rPr>
-        <w:t>C_s \approx \frac{I_{RMS}}{V_{RMS}} \cdot 10^{-6}, \quad R_s = 2 \cdot \zeta \sqrt{\frac{L_{source}}{C_s}}</w:t>
-      </w:r>
-      <w:r>
-        <w:rPr>
-          <w:i/>
-          <w:color w:val="145AA0"/>
-          <w:sz w:val="21"/>
-        </w:rPr>
-      </w:r>
-    </w:p>
+    <w:tbl>
+      <w:tblPr>
+        <w:tblW w:type="auto" w:w="0"/>
+        <w:jc w:val="center"/>
+        <w:tblLook w:firstColumn="1" w:firstRow="1" w:lastColumn="0" w:lastRow="0" w:noHBand="0" w:noVBand="1" w:val="04A0"/>
+      </w:tblPr>
+      <w:tblGrid>
+        <w:gridCol w:w="9792"/>
+      </w:tblGrid>
+      <w:tr>
+        <w:tc>
+          <w:tcPr>
+            <w:tcW w:type="dxa" w:w="9792"/>
+            <w:shd w:fill="F5F6F8"/>
+            <w:tcMar>
+              <w:top w:w="80" w:type="dxa"/>
+              <w:bottom w:w="80" w:type="dxa"/>
+              <w:left w:w="140" w:type="dxa"/>
+              <w:right w:w="140" w:type="dxa"/>
+            </w:tcMar>
+            <w:tcBorders>
+              <w:left w:val="single" w:sz="18" w:space="0" w:color="CBD5E0"/>
+              <w:top w:val="none"/>
+              <w:right w:val="none"/>
+              <w:bottom w:val="none"/>
+            </w:tcBorders>
+          </w:tcPr>
+          <w:p>
+            <w:pPr>
+              <w:spacing w:line="240" w:lineRule="auto" w:after="0"/>
+            </w:pPr>
+            <w:r>
+              <w:rPr>
+                <w:rFonts w:ascii="Consolas" w:hAnsi="Consolas"/>
+                <w:color w:val="2D3748"/>
+                <w:sz w:val="18"/>
+              </w:rPr>
+              <w:t>C_s ≈ I_RMS / V_RMS * 10^-6, R_s = 2 * ζ sqrt(L_source / C_s)</w:t>
+            </w:r>
+          </w:p>
+        </w:tc>
+      </w:tr>
+    </w:tbl>
+    <w:p/>
     <w:p>
       <w:pPr>
         <w:pStyle w:val="ListBullet"/>
@@ -3548,29 +3154,14 @@
           <w:color w:val="282C34"/>
           <w:sz w:val="21"/>
         </w:rPr>
-        <w:t>$di/dt$ Inductor</w:t>
+        <w:t>di/dt Inductor</w:t>
       </w:r>
       <w:r>
         <w:rPr>
           <w:color w:val="282C34"/>
           <w:sz w:val="21"/>
         </w:rPr>
-        <w:t>: Prevents localized silicon hot-spot destruction during the first microsecond of SCR turn-on (</w:t>
-      </w:r>
-      <w:r>
-        <w:rPr>
-          <w:i/>
-          <w:color w:val="145AA0"/>
-          <w:sz w:val="21"/>
-        </w:rPr>
-        <w:t>di/dt &gt; 200\,A/µs</w:t>
-      </w:r>
-      <w:r>
-        <w:rPr>
-          <w:color w:val="282C34"/>
-          <w:sz w:val="21"/>
-        </w:rPr>
-        <w:t>).</w:t>
+        <w:t>: Prevents localized silicon hot-spot destruction during the first microsecond of SCR turn-on (di/dt &gt; 200 A/µs).</w:t>
       </w:r>
     </w:p>
     <w:sectPr>
